--- a/Laptops/4- Resistor.docx
+++ b/Laptops/4- Resistor.docx
@@ -69,7 +69,14 @@
         <w:rPr>
           <w:rFonts w:ascii="Georgia" w:hAnsi="Georgia"/>
         </w:rPr>
-        <w:t xml:space="preserve"> – R, PR</w:t>
+        <w:t xml:space="preserve"> – </w:t>
+      </w:r>
+      <w:r>
+        <w:rPr>
+          <w:rFonts w:ascii="Georgia" w:hAnsi="Georgia"/>
+          <w:highlight w:val="yellow"/>
+        </w:rPr>
+        <w:t>R, PR</w:t>
       </w:r>
     </w:p>
     <w:p>
@@ -710,7 +717,15 @@
           <w:b/>
           <w:bCs/>
         </w:rPr>
-        <w:t>Denoting Letter – RN /RP</w:t>
+        <w:t>Denoting Letter – RP</w:t>
+      </w:r>
+      <w:r>
+        <w:rPr>
+          <w:rFonts w:ascii="Georgia" w:hAnsi="Georgia"/>
+          <w:b/>
+          <w:bCs/>
+        </w:rPr>
+        <w:t>/RN</w:t>
       </w:r>
     </w:p>
     <w:p>
@@ -1140,15 +1155,7 @@
           <w:bCs/>
         </w:rPr>
         <w:lastRenderedPageBreak/>
-        <w:t>4</w:t>
-      </w:r>
-      <w:r>
-        <w:rPr>
-          <w:rFonts w:ascii="Georgia" w:hAnsi="Georgia"/>
-          <w:b/>
-          <w:bCs/>
-        </w:rPr>
-        <w:t xml:space="preserve"> Digit Code</w:t>
+        <w:t>4 Digit Code</w:t>
       </w:r>
     </w:p>
     <w:p>

--- a/Laptops/4- Resistor.docx
+++ b/Laptops/4- Resistor.docx
@@ -1,6 +1,6 @@
 
 <file path=word/document.xml><?xml version="1.0" encoding="utf-8"?>
-<w:document xmlns:wpc="http://schemas.microsoft.com/office/word/2010/wordprocessingCanvas" xmlns:cx="http://schemas.microsoft.com/office/drawing/2014/chartex" xmlns:cx1="http://schemas.microsoft.com/office/drawing/2015/9/8/chartex" xmlns:cx2="http://schemas.microsoft.com/office/drawing/2015/10/21/chartex" xmlns:cx3="http://schemas.microsoft.com/office/drawing/2016/5/9/chartex" xmlns:cx4="http://schemas.microsoft.com/office/drawing/2016/5/10/chartex" xmlns:cx5="http://schemas.microsoft.com/office/drawing/2016/5/11/chartex" xmlns:cx6="http://schemas.microsoft.com/office/drawing/2016/5/12/chartex" xmlns:cx7="http://schemas.microsoft.com/office/drawing/2016/5/13/chartex" xmlns:cx8="http://schemas.microsoft.com/office/drawing/2016/5/14/chartex" xmlns:mc="http://schemas.openxmlformats.org/markup-compatibility/2006" xmlns:aink="http://schemas.microsoft.com/office/drawing/2016/ink" xmlns:am3d="http://schemas.microsoft.com/office/drawing/2017/model3d" xmlns:o="urn:schemas-microsoft-com:office:office" xmlns:r="http://schemas.openxmlformats.org/officeDocument/2006/relationships" xmlns:m="http://schemas.openxmlformats.org/officeDocument/2006/math" xmlns:v="urn:schemas-microsoft-com:vml" xmlns:wp14="http://schemas.microsoft.com/office/word/2010/wordprocessingDrawing" xmlns:wp="http://schemas.openxmlformats.org/drawingml/2006/wordprocessingDrawing" xmlns:w10="urn:schemas-microsoft-com:office:word" xmlns:w="http://schemas.openxmlformats.org/wordprocessingml/2006/main" xmlns:w14="http://schemas.microsoft.com/office/word/2010/wordml" xmlns:w15="http://schemas.microsoft.com/office/word/2012/wordml" xmlns:w16cex="http://schemas.microsoft.com/office/word/2018/wordml/cex" xmlns:w16cid="http://schemas.microsoft.com/office/word/2016/wordml/cid" xmlns:w16="http://schemas.microsoft.com/office/word/2018/wordml" xmlns:w16sdtdh="http://schemas.microsoft.com/office/word/2020/wordml/sdtdatahash" xmlns:w16se="http://schemas.microsoft.com/office/word/2015/wordml/symex" xmlns:wpg="http://schemas.microsoft.com/office/word/2010/wordprocessingGroup" xmlns:wpi="http://schemas.microsoft.com/office/word/2010/wordprocessingInk" xmlns:wne="http://schemas.microsoft.com/office/word/2006/wordml" xmlns:wps="http://schemas.microsoft.com/office/word/2010/wordprocessingShape" mc:Ignorable="w14 w15 w16se w16cid w16 w16cex w16sdtdh wp14">
+<w:document xmlns:wpc="http://schemas.microsoft.com/office/word/2010/wordprocessingCanvas" xmlns:cx="http://schemas.microsoft.com/office/drawing/2014/chartex" xmlns:cx1="http://schemas.microsoft.com/office/drawing/2015/9/8/chartex" xmlns:cx2="http://schemas.microsoft.com/office/drawing/2015/10/21/chartex" xmlns:cx3="http://schemas.microsoft.com/office/drawing/2016/5/9/chartex" xmlns:cx4="http://schemas.microsoft.com/office/drawing/2016/5/10/chartex" xmlns:cx5="http://schemas.microsoft.com/office/drawing/2016/5/11/chartex" xmlns:cx6="http://schemas.microsoft.com/office/drawing/2016/5/12/chartex" xmlns:cx7="http://schemas.microsoft.com/office/drawing/2016/5/13/chartex" xmlns:cx8="http://schemas.microsoft.com/office/drawing/2016/5/14/chartex" xmlns:mc="http://schemas.openxmlformats.org/markup-compatibility/2006" xmlns:aink="http://schemas.microsoft.com/office/drawing/2016/ink" xmlns:am3d="http://schemas.microsoft.com/office/drawing/2017/model3d" xmlns:o="urn:schemas-microsoft-com:office:office" xmlns:oel="http://schemas.microsoft.com/office/2019/extlst" xmlns:r="http://schemas.openxmlformats.org/officeDocument/2006/relationships" xmlns:m="http://schemas.openxmlformats.org/officeDocument/2006/math" xmlns:v="urn:schemas-microsoft-com:vml" xmlns:wp14="http://schemas.microsoft.com/office/word/2010/wordprocessingDrawing" xmlns:wp="http://schemas.openxmlformats.org/drawingml/2006/wordprocessingDrawing" xmlns:w10="urn:schemas-microsoft-com:office:word" xmlns:w="http://schemas.openxmlformats.org/wordprocessingml/2006/main" xmlns:w14="http://schemas.microsoft.com/office/word/2010/wordml" xmlns:w15="http://schemas.microsoft.com/office/word/2012/wordml" xmlns:w16cex="http://schemas.microsoft.com/office/word/2018/wordml/cex" xmlns:w16cid="http://schemas.microsoft.com/office/word/2016/wordml/cid" xmlns:w16="http://schemas.microsoft.com/office/word/2018/wordml" xmlns:w16sdtdh="http://schemas.microsoft.com/office/word/2020/wordml/sdtdatahash" xmlns:w16se="http://schemas.microsoft.com/office/word/2015/wordml/symex" xmlns:wpg="http://schemas.microsoft.com/office/word/2010/wordprocessingGroup" xmlns:wpi="http://schemas.microsoft.com/office/word/2010/wordprocessingInk" xmlns:wne="http://schemas.microsoft.com/office/word/2006/wordml" xmlns:wps="http://schemas.microsoft.com/office/word/2010/wordprocessingShape" mc:Ignorable="w14 w15 w16se w16cid w16 w16cex w16sdtdh wp14">
   <w:body>
     <w:p>
       <w:pPr>
@@ -12,6 +12,16 @@
           <w:szCs w:val="26"/>
         </w:rPr>
       </w:pPr>
+      <w:r>
+        <w:rPr>
+          <w:rFonts w:ascii="Georgia" w:hAnsi="Georgia"/>
+          <w:b/>
+          <w:bCs/>
+          <w:sz w:val="26"/>
+          <w:szCs w:val="26"/>
+        </w:rPr>
+        <w:t>=</w:t>
+      </w:r>
       <w:r>
         <w:rPr>
           <w:rFonts w:ascii="Georgia" w:hAnsi="Georgia"/>
@@ -1249,7 +1259,7 @@
 </file>
 
 <file path=word/numbering.xml><?xml version="1.0" encoding="utf-8"?>
-<w:numbering xmlns:wpc="http://schemas.microsoft.com/office/word/2010/wordprocessingCanvas" xmlns:cx="http://schemas.microsoft.com/office/drawing/2014/chartex" xmlns:cx1="http://schemas.microsoft.com/office/drawing/2015/9/8/chartex" xmlns:cx2="http://schemas.microsoft.com/office/drawing/2015/10/21/chartex" xmlns:cx3="http://schemas.microsoft.com/office/drawing/2016/5/9/chartex" xmlns:cx4="http://schemas.microsoft.com/office/drawing/2016/5/10/chartex" xmlns:cx5="http://schemas.microsoft.com/office/drawing/2016/5/11/chartex" xmlns:cx6="http://schemas.microsoft.com/office/drawing/2016/5/12/chartex" xmlns:cx7="http://schemas.microsoft.com/office/drawing/2016/5/13/chartex" xmlns:cx8="http://schemas.microsoft.com/office/drawing/2016/5/14/chartex" xmlns:mc="http://schemas.openxmlformats.org/markup-compatibility/2006" xmlns:aink="http://schemas.microsoft.com/office/drawing/2016/ink" xmlns:am3d="http://schemas.microsoft.com/office/drawing/2017/model3d" xmlns:o="urn:schemas-microsoft-com:office:office" xmlns:r="http://schemas.openxmlformats.org/officeDocument/2006/relationships" xmlns:m="http://schemas.openxmlformats.org/officeDocument/2006/math" xmlns:v="urn:schemas-microsoft-com:vml" xmlns:wp14="http://schemas.microsoft.com/office/word/2010/wordprocessingDrawing" xmlns:wp="http://schemas.openxmlformats.org/drawingml/2006/wordprocessingDrawing" xmlns:w10="urn:schemas-microsoft-com:office:word" xmlns:w="http://schemas.openxmlformats.org/wordprocessingml/2006/main" xmlns:w14="http://schemas.microsoft.com/office/word/2010/wordml" xmlns:w15="http://schemas.microsoft.com/office/word/2012/wordml" xmlns:w16cex="http://schemas.microsoft.com/office/word/2018/wordml/cex" xmlns:w16cid="http://schemas.microsoft.com/office/word/2016/wordml/cid" xmlns:w16="http://schemas.microsoft.com/office/word/2018/wordml" xmlns:w16sdtdh="http://schemas.microsoft.com/office/word/2020/wordml/sdtdatahash" xmlns:w16se="http://schemas.microsoft.com/office/word/2015/wordml/symex" xmlns:wpg="http://schemas.microsoft.com/office/word/2010/wordprocessingGroup" xmlns:wpi="http://schemas.microsoft.com/office/word/2010/wordprocessingInk" xmlns:wne="http://schemas.microsoft.com/office/word/2006/wordml" xmlns:wps="http://schemas.microsoft.com/office/word/2010/wordprocessingShape" mc:Ignorable="w14 w15 w16se w16cid w16 w16cex w16sdtdh wp14">
+<w:numbering xmlns:wpc="http://schemas.microsoft.com/office/word/2010/wordprocessingCanvas" xmlns:cx="http://schemas.microsoft.com/office/drawing/2014/chartex" xmlns:cx1="http://schemas.microsoft.com/office/drawing/2015/9/8/chartex" xmlns:cx2="http://schemas.microsoft.com/office/drawing/2015/10/21/chartex" xmlns:cx3="http://schemas.microsoft.com/office/drawing/2016/5/9/chartex" xmlns:cx4="http://schemas.microsoft.com/office/drawing/2016/5/10/chartex" xmlns:cx5="http://schemas.microsoft.com/office/drawing/2016/5/11/chartex" xmlns:cx6="http://schemas.microsoft.com/office/drawing/2016/5/12/chartex" xmlns:cx7="http://schemas.microsoft.com/office/drawing/2016/5/13/chartex" xmlns:cx8="http://schemas.microsoft.com/office/drawing/2016/5/14/chartex" xmlns:mc="http://schemas.openxmlformats.org/markup-compatibility/2006" xmlns:aink="http://schemas.microsoft.com/office/drawing/2016/ink" xmlns:am3d="http://schemas.microsoft.com/office/drawing/2017/model3d" xmlns:o="urn:schemas-microsoft-com:office:office" xmlns:oel="http://schemas.microsoft.com/office/2019/extlst" xmlns:r="http://schemas.openxmlformats.org/officeDocument/2006/relationships" xmlns:m="http://schemas.openxmlformats.org/officeDocument/2006/math" xmlns:v="urn:schemas-microsoft-com:vml" xmlns:wp14="http://schemas.microsoft.com/office/word/2010/wordprocessingDrawing" xmlns:wp="http://schemas.openxmlformats.org/drawingml/2006/wordprocessingDrawing" xmlns:w10="urn:schemas-microsoft-com:office:word" xmlns:w="http://schemas.openxmlformats.org/wordprocessingml/2006/main" xmlns:w14="http://schemas.microsoft.com/office/word/2010/wordml" xmlns:w15="http://schemas.microsoft.com/office/word/2012/wordml" xmlns:w16cex="http://schemas.microsoft.com/office/word/2018/wordml/cex" xmlns:w16cid="http://schemas.microsoft.com/office/word/2016/wordml/cid" xmlns:w16="http://schemas.microsoft.com/office/word/2018/wordml" xmlns:w16sdtdh="http://schemas.microsoft.com/office/word/2020/wordml/sdtdatahash" xmlns:w16se="http://schemas.microsoft.com/office/word/2015/wordml/symex" xmlns:wpg="http://schemas.microsoft.com/office/word/2010/wordprocessingGroup" xmlns:wpi="http://schemas.microsoft.com/office/word/2010/wordprocessingInk" xmlns:wne="http://schemas.microsoft.com/office/word/2006/wordml" xmlns:wps="http://schemas.microsoft.com/office/word/2010/wordprocessingShape" mc:Ignorable="w14 w15 w16se w16cid w16 w16cex w16sdtdh wp14">
   <w:abstractNum w:abstractNumId="0" w15:restartNumberingAfterBreak="0">
     <w:nsid w:val="3C956F3D"/>
     <w:multiLevelType w:val="hybridMultilevel"/>
@@ -1428,10 +1438,10 @@
       </w:pPr>
     </w:lvl>
   </w:abstractNum>
-  <w:num w:numId="1">
+  <w:num w:numId="1" w16cid:durableId="417214435">
     <w:abstractNumId w:val="0"/>
   </w:num>
-  <w:num w:numId="2">
+  <w:num w:numId="2" w16cid:durableId="1078016312">
     <w:abstractNumId w:val="1"/>
   </w:num>
 </w:numbering>

--- a/Laptops/4- Resistor.docx
+++ b/Laptops/4- Resistor.docx
@@ -43,7 +43,19 @@
         <w:rPr>
           <w:rFonts w:ascii="Georgia" w:hAnsi="Georgia"/>
         </w:rPr>
-        <w:t>Electronic part hai jo electron ke flow ko rokta hai.</w:t>
+        <w:t>Electronic part hai jo electron</w:t>
+      </w:r>
+      <w:r>
+        <w:rPr>
+          <w:rFonts w:ascii="Georgia" w:hAnsi="Georgia"/>
+        </w:rPr>
+        <w:t>(current)</w:t>
+      </w:r>
+      <w:r>
+        <w:rPr>
+          <w:rFonts w:ascii="Georgia" w:hAnsi="Georgia"/>
+        </w:rPr>
+        <w:t xml:space="preserve"> ke flow ko rokta hai.</w:t>
       </w:r>
     </w:p>
     <w:p>
@@ -87,6 +99,12 @@
           <w:highlight w:val="yellow"/>
         </w:rPr>
         <w:t>R, PR</w:t>
+      </w:r>
+      <w:r>
+        <w:rPr>
+          <w:rFonts w:ascii="Georgia" w:hAnsi="Georgia"/>
+        </w:rPr>
+        <w:t xml:space="preserve"> RN, RP</w:t>
       </w:r>
     </w:p>
     <w:p>
@@ -1235,6 +1253,54 @@
           </wp:inline>
         </w:drawing>
       </w:r>
+    </w:p>
+    <w:p>
+      <w:pPr>
+        <w:tabs>
+          <w:tab w:val="left" w:pos="0"/>
+        </w:tabs>
+        <w:rPr>
+          <w:rFonts w:ascii="Georgia" w:hAnsi="Georgia"/>
+          <w:b/>
+          <w:bCs/>
+        </w:rPr>
+      </w:pPr>
+      <w:r>
+        <w:rPr>
+          <w:rFonts w:ascii="Georgia" w:hAnsi="Georgia"/>
+          <w:b/>
+          <w:bCs/>
+        </w:rPr>
+        <w:t>Use Cases:</w:t>
+      </w:r>
+    </w:p>
+    <w:p>
+      <w:pPr>
+        <w:tabs>
+          <w:tab w:val="left" w:pos="0"/>
+        </w:tabs>
+        <w:rPr>
+          <w:rFonts w:ascii="Georgia" w:hAnsi="Georgia"/>
+        </w:rPr>
+      </w:pPr>
+      <w:r>
+        <w:rPr>
+          <w:rFonts w:ascii="Georgia" w:hAnsi="Georgia"/>
+        </w:rPr>
+        <w:t>Series, Parrell, voltage Devided, Pull-Up and Pull-Down</w:t>
+      </w:r>
+    </w:p>
+    <w:p>
+      <w:pPr>
+        <w:tabs>
+          <w:tab w:val="left" w:pos="0"/>
+        </w:tabs>
+        <w:rPr>
+          <w:rFonts w:ascii="Georgia" w:hAnsi="Georgia"/>
+          <w:b/>
+          <w:bCs/>
+        </w:rPr>
+      </w:pPr>
     </w:p>
     <w:p>
       <w:pPr>

--- a/Laptops/4- Resistor.docx
+++ b/Laptops/4- Resistor.docx
@@ -1281,11 +1281,16 @@
         </w:tabs>
         <w:rPr>
           <w:rFonts w:ascii="Georgia" w:hAnsi="Georgia"/>
-        </w:rPr>
-      </w:pPr>
-      <w:r>
-        <w:rPr>
-          <w:rFonts w:ascii="Georgia" w:hAnsi="Georgia"/>
+          <w:b/>
+          <w:bCs/>
+        </w:rPr>
+      </w:pPr>
+      <w:r>
+        <w:rPr>
+          <w:rFonts w:ascii="Georgia" w:hAnsi="Georgia"/>
+          <w:b/>
+          <w:bCs/>
+          <w:highlight w:val="yellow"/>
         </w:rPr>
         <w:t>Series, Parrell, voltage Devided, Pull-Up and Pull-Down</w:t>
       </w:r>

--- a/Laptops/4- Resistor.docx
+++ b/Laptops/4- Resistor.docx
@@ -1,6 +1,6 @@
 
 <file path=word/document.xml><?xml version="1.0" encoding="utf-8"?>
-<w:document xmlns:wpc="http://schemas.microsoft.com/office/word/2010/wordprocessingCanvas" xmlns:cx="http://schemas.microsoft.com/office/drawing/2014/chartex" xmlns:cx1="http://schemas.microsoft.com/office/drawing/2015/9/8/chartex" xmlns:cx2="http://schemas.microsoft.com/office/drawing/2015/10/21/chartex" xmlns:cx3="http://schemas.microsoft.com/office/drawing/2016/5/9/chartex" xmlns:cx4="http://schemas.microsoft.com/office/drawing/2016/5/10/chartex" xmlns:cx5="http://schemas.microsoft.com/office/drawing/2016/5/11/chartex" xmlns:cx6="http://schemas.microsoft.com/office/drawing/2016/5/12/chartex" xmlns:cx7="http://schemas.microsoft.com/office/drawing/2016/5/13/chartex" xmlns:cx8="http://schemas.microsoft.com/office/drawing/2016/5/14/chartex" xmlns:mc="http://schemas.openxmlformats.org/markup-compatibility/2006" xmlns:aink="http://schemas.microsoft.com/office/drawing/2016/ink" xmlns:am3d="http://schemas.microsoft.com/office/drawing/2017/model3d" xmlns:o="urn:schemas-microsoft-com:office:office" xmlns:oel="http://schemas.microsoft.com/office/2019/extlst" xmlns:r="http://schemas.openxmlformats.org/officeDocument/2006/relationships" xmlns:m="http://schemas.openxmlformats.org/officeDocument/2006/math" xmlns:v="urn:schemas-microsoft-com:vml" xmlns:wp14="http://schemas.microsoft.com/office/word/2010/wordprocessingDrawing" xmlns:wp="http://schemas.openxmlformats.org/drawingml/2006/wordprocessingDrawing" xmlns:w10="urn:schemas-microsoft-com:office:word" xmlns:w="http://schemas.openxmlformats.org/wordprocessingml/2006/main" xmlns:w14="http://schemas.microsoft.com/office/word/2010/wordml" xmlns:w15="http://schemas.microsoft.com/office/word/2012/wordml" xmlns:w16cex="http://schemas.microsoft.com/office/word/2018/wordml/cex" xmlns:w16cid="http://schemas.microsoft.com/office/word/2016/wordml/cid" xmlns:w16="http://schemas.microsoft.com/office/word/2018/wordml" xmlns:w16sdtdh="http://schemas.microsoft.com/office/word/2020/wordml/sdtdatahash" xmlns:w16se="http://schemas.microsoft.com/office/word/2015/wordml/symex" xmlns:wpg="http://schemas.microsoft.com/office/word/2010/wordprocessingGroup" xmlns:wpi="http://schemas.microsoft.com/office/word/2010/wordprocessingInk" xmlns:wne="http://schemas.microsoft.com/office/word/2006/wordml" xmlns:wps="http://schemas.microsoft.com/office/word/2010/wordprocessingShape" mc:Ignorable="w14 w15 w16se w16cid w16 w16cex w16sdtdh wp14">
+<w:document xmlns:wpc="http://schemas.microsoft.com/office/word/2010/wordprocessingCanvas" xmlns:cx="http://schemas.microsoft.com/office/drawing/2014/chartex" xmlns:cx1="http://schemas.microsoft.com/office/drawing/2015/9/8/chartex" xmlns:cx2="http://schemas.microsoft.com/office/drawing/2015/10/21/chartex" xmlns:cx3="http://schemas.microsoft.com/office/drawing/2016/5/9/chartex" xmlns:cx4="http://schemas.microsoft.com/office/drawing/2016/5/10/chartex" xmlns:cx5="http://schemas.microsoft.com/office/drawing/2016/5/11/chartex" xmlns:cx6="http://schemas.microsoft.com/office/drawing/2016/5/12/chartex" xmlns:cx7="http://schemas.microsoft.com/office/drawing/2016/5/13/chartex" xmlns:cx8="http://schemas.microsoft.com/office/drawing/2016/5/14/chartex" xmlns:mc="http://schemas.openxmlformats.org/markup-compatibility/2006" xmlns:aink="http://schemas.microsoft.com/office/drawing/2016/ink" xmlns:am3d="http://schemas.microsoft.com/office/drawing/2017/model3d" xmlns:o="urn:schemas-microsoft-com:office:office" xmlns:r="http://schemas.openxmlformats.org/officeDocument/2006/relationships" xmlns:m="http://schemas.openxmlformats.org/officeDocument/2006/math" xmlns:v="urn:schemas-microsoft-com:vml" xmlns:wp14="http://schemas.microsoft.com/office/word/2010/wordprocessingDrawing" xmlns:wp="http://schemas.openxmlformats.org/drawingml/2006/wordprocessingDrawing" xmlns:w10="urn:schemas-microsoft-com:office:word" xmlns:w="http://schemas.openxmlformats.org/wordprocessingml/2006/main" xmlns:w14="http://schemas.microsoft.com/office/word/2010/wordml" xmlns:w15="http://schemas.microsoft.com/office/word/2012/wordml" xmlns:w16cex="http://schemas.microsoft.com/office/word/2018/wordml/cex" xmlns:w16cid="http://schemas.microsoft.com/office/word/2016/wordml/cid" xmlns:w16="http://schemas.microsoft.com/office/word/2018/wordml" xmlns:w16sdtdh="http://schemas.microsoft.com/office/word/2020/wordml/sdtdatahash" xmlns:w16se="http://schemas.microsoft.com/office/word/2015/wordml/symex" xmlns:wpg="http://schemas.microsoft.com/office/word/2010/wordprocessingGroup" xmlns:wpi="http://schemas.microsoft.com/office/word/2010/wordprocessingInk" xmlns:wne="http://schemas.microsoft.com/office/word/2006/wordml" xmlns:wps="http://schemas.microsoft.com/office/word/2010/wordprocessingShape" mc:Ignorable="w14 w15 w16se w16cid w16 w16cex w16sdtdh wp14">
   <w:body>
     <w:p>
       <w:pPr>
@@ -20,9 +20,11 @@
           <w:sz w:val="26"/>
           <w:szCs w:val="26"/>
         </w:rPr>
-        <w:t>=</w:t>
-      </w:r>
-      <w:r>
+        <w:t>Resistor</w:t>
+      </w:r>
+    </w:p>
+    <w:p>
+      <w:pPr>
         <w:rPr>
           <w:rFonts w:ascii="Georgia" w:hAnsi="Georgia"/>
           <w:b/>
@@ -30,46 +32,358 @@
           <w:sz w:val="26"/>
           <w:szCs w:val="26"/>
         </w:rPr>
-        <w:t>Resistor</w:t>
-      </w:r>
-    </w:p>
-    <w:p>
-      <w:pPr>
-        <w:rPr>
-          <w:rFonts w:ascii="Georgia" w:hAnsi="Georgia"/>
-        </w:rPr>
-      </w:pPr>
-      <w:r>
-        <w:rPr>
-          <w:rFonts w:ascii="Georgia" w:hAnsi="Georgia"/>
-        </w:rPr>
-        <w:t>Electronic part hai jo electron</w:t>
-      </w:r>
-      <w:r>
-        <w:rPr>
-          <w:rFonts w:ascii="Georgia" w:hAnsi="Georgia"/>
-        </w:rPr>
-        <w:t>(current)</w:t>
-      </w:r>
-      <w:r>
-        <w:rPr>
-          <w:rFonts w:ascii="Georgia" w:hAnsi="Georgia"/>
-        </w:rPr>
-        <w:t xml:space="preserve"> ke flow ko rokta hai.</w:t>
-      </w:r>
-    </w:p>
-    <w:p>
-      <w:pPr>
-        <w:rPr>
-          <w:rFonts w:ascii="Georgia" w:hAnsi="Georgia"/>
-        </w:rPr>
-      </w:pPr>
-      <w:r>
-        <w:rPr>
-          <w:rFonts w:ascii="Georgia" w:hAnsi="Georgia"/>
-        </w:rPr>
-        <w:t>Isme output voltage input voltage se kam hota hai.</w:t>
-      </w:r>
+      </w:pPr>
+      <w:r>
+        <w:rPr>
+          <w:rStyle w:val="Strong"/>
+        </w:rPr>
+        <w:t>Resistor ek basic electronic component hai jo current (electron flow) ko control / limit karta hai.</w:t>
+      </w:r>
+      <w:r>
+        <w:br/>
+        <w:t xml:space="preserve">Iska main kaam hota hai </w:t>
+      </w:r>
+      <w:r>
+        <w:rPr>
+          <w:rStyle w:val="Strong"/>
+        </w:rPr>
+        <w:t>zyada current ko rokna</w:t>
+      </w:r>
+      <w:r>
+        <w:t xml:space="preserve"> taaki circuit safe rahe.</w:t>
+      </w:r>
+    </w:p>
+    <w:p>
+      <w:r>
+        <w:t xml:space="preserve">Resistor current ko </w:t>
+      </w:r>
+      <w:r>
+        <w:rPr>
+          <w:rStyle w:val="Strong"/>
+        </w:rPr>
+        <w:t>kam</w:t>
+      </w:r>
+      <w:r>
+        <w:t xml:space="preserve"> karta hai aur uske wajah se </w:t>
+      </w:r>
+      <w:r>
+        <w:rPr>
+          <w:rStyle w:val="Strong"/>
+        </w:rPr>
+        <w:t>voltage drop</w:t>
+      </w:r>
+      <w:r>
+        <w:t xml:space="preserve"> hota hai.</w:t>
+      </w:r>
+      <w:r>
+        <w:br/>
+      </w:r>
+      <w:r>
+        <w:rPr>
+          <w:rFonts w:ascii="Segoe UI Emoji" w:hAnsi="Segoe UI Emoji" w:cs="Segoe UI Emoji"/>
+        </w:rPr>
+        <w:t>👉</w:t>
+      </w:r>
+      <w:r>
+        <w:t xml:space="preserve"> Output voltage, input voltage se </w:t>
+      </w:r>
+      <w:r>
+        <w:rPr>
+          <w:rStyle w:val="Strong"/>
+        </w:rPr>
+        <w:t>kam</w:t>
+      </w:r>
+      <w:r>
+        <w:t xml:space="preserve"> hota hai.</w:t>
+      </w:r>
+    </w:p>
+    <w:p>
+      <w:pPr>
+        <w:spacing w:before="100" w:beforeAutospacing="1" w:after="100" w:afterAutospacing="1" w:line="240" w:lineRule="auto"/>
+        <w:rPr>
+          <w:rFonts w:ascii="Times New Roman" w:eastAsia="Times New Roman" w:hAnsi="Times New Roman" w:cs="Times New Roman"/>
+          <w:sz w:val="24"/>
+          <w:szCs w:val="24"/>
+        </w:rPr>
+      </w:pPr>
+      <w:r>
+        <w:rPr>
+          <w:rFonts w:ascii="Times New Roman" w:eastAsia="Times New Roman" w:hAnsi="Times New Roman" w:cs="Times New Roman"/>
+          <w:b/>
+          <w:bCs/>
+          <w:sz w:val="24"/>
+          <w:szCs w:val="24"/>
+        </w:rPr>
+        <w:t>Ohm’s Law:</w:t>
+      </w:r>
+    </w:p>
+    <w:p>
+      <w:pPr>
+        <w:spacing w:after="0" w:line="240" w:lineRule="auto"/>
+        <w:rPr>
+          <w:rFonts w:ascii="Times New Roman" w:eastAsia="Times New Roman" w:hAnsi="Times New Roman" w:cs="Times New Roman"/>
+          <w:sz w:val="24"/>
+          <w:szCs w:val="24"/>
+        </w:rPr>
+      </w:pPr>
+      <w:r>
+        <w:rPr>
+          <w:rFonts w:ascii="Times New Roman" w:eastAsia="Times New Roman" w:hAnsi="Times New Roman" w:cs="Times New Roman"/>
+          <w:sz w:val="24"/>
+          <w:szCs w:val="24"/>
+        </w:rPr>
+        <w:t>V=I×R</w:t>
+      </w:r>
+    </w:p>
+    <w:p>
+      <w:pPr>
+        <w:spacing w:before="100" w:beforeAutospacing="1" w:after="100" w:afterAutospacing="1" w:line="240" w:lineRule="auto"/>
+        <w:rPr>
+          <w:rFonts w:ascii="Times New Roman" w:eastAsia="Times New Roman" w:hAnsi="Times New Roman" w:cs="Times New Roman"/>
+          <w:sz w:val="24"/>
+          <w:szCs w:val="24"/>
+        </w:rPr>
+      </w:pPr>
+      <w:r>
+        <w:rPr>
+          <w:rFonts w:ascii="Times New Roman" w:eastAsia="Times New Roman" w:hAnsi="Times New Roman" w:cs="Times New Roman"/>
+          <w:b/>
+          <w:bCs/>
+          <w:sz w:val="24"/>
+          <w:szCs w:val="24"/>
+        </w:rPr>
+        <w:t>Example:</w:t>
+      </w:r>
+    </w:p>
+    <w:p>
+      <w:pPr>
+        <w:numPr>
+          <w:ilvl w:val="0"/>
+          <w:numId w:val="3"/>
+        </w:numPr>
+        <w:spacing w:before="100" w:beforeAutospacing="1" w:after="100" w:afterAutospacing="1" w:line="240" w:lineRule="auto"/>
+        <w:rPr>
+          <w:rFonts w:ascii="Times New Roman" w:eastAsia="Times New Roman" w:hAnsi="Times New Roman" w:cs="Times New Roman"/>
+          <w:sz w:val="24"/>
+          <w:szCs w:val="24"/>
+        </w:rPr>
+      </w:pPr>
+      <w:r>
+        <w:rPr>
+          <w:rFonts w:ascii="Times New Roman" w:eastAsia="Times New Roman" w:hAnsi="Times New Roman" w:cs="Times New Roman"/>
+          <w:sz w:val="24"/>
+          <w:szCs w:val="24"/>
+        </w:rPr>
+        <w:t>Input Voltage = 10V</w:t>
+      </w:r>
+    </w:p>
+    <w:p>
+      <w:pPr>
+        <w:numPr>
+          <w:ilvl w:val="0"/>
+          <w:numId w:val="3"/>
+        </w:numPr>
+        <w:spacing w:before="100" w:beforeAutospacing="1" w:after="100" w:afterAutospacing="1" w:line="240" w:lineRule="auto"/>
+        <w:rPr>
+          <w:rFonts w:ascii="Times New Roman" w:eastAsia="Times New Roman" w:hAnsi="Times New Roman" w:cs="Times New Roman"/>
+          <w:sz w:val="24"/>
+          <w:szCs w:val="24"/>
+        </w:rPr>
+      </w:pPr>
+      <w:r>
+        <w:rPr>
+          <w:rFonts w:ascii="Times New Roman" w:eastAsia="Times New Roman" w:hAnsi="Times New Roman" w:cs="Times New Roman"/>
+          <w:sz w:val="24"/>
+          <w:szCs w:val="24"/>
+        </w:rPr>
+        <w:t>Resistor = 100Ω</w:t>
+      </w:r>
+    </w:p>
+    <w:p>
+      <w:pPr>
+        <w:numPr>
+          <w:ilvl w:val="0"/>
+          <w:numId w:val="3"/>
+        </w:numPr>
+        <w:spacing w:before="100" w:beforeAutospacing="1" w:after="100" w:afterAutospacing="1" w:line="240" w:lineRule="auto"/>
+        <w:rPr>
+          <w:rFonts w:ascii="Times New Roman" w:eastAsia="Times New Roman" w:hAnsi="Times New Roman" w:cs="Times New Roman"/>
+          <w:sz w:val="24"/>
+          <w:szCs w:val="24"/>
+        </w:rPr>
+      </w:pPr>
+      <w:r>
+        <w:rPr>
+          <w:rFonts w:ascii="Times New Roman" w:eastAsia="Times New Roman" w:hAnsi="Times New Roman" w:cs="Times New Roman"/>
+          <w:sz w:val="24"/>
+          <w:szCs w:val="24"/>
+        </w:rPr>
+        <w:t>Current = 0.05A</w:t>
+      </w:r>
+    </w:p>
+    <w:p>
+      <w:pPr>
+        <w:spacing w:before="100" w:beforeAutospacing="1" w:after="100" w:afterAutospacing="1" w:line="240" w:lineRule="auto"/>
+        <w:rPr>
+          <w:rFonts w:ascii="Courier New" w:eastAsia="Times New Roman" w:hAnsi="Courier New" w:cs="Courier New"/>
+          <w:sz w:val="20"/>
+          <w:szCs w:val="20"/>
+        </w:rPr>
+      </w:pPr>
+      <w:r>
+        <w:rPr>
+          <w:rFonts w:ascii="Segoe UI Emoji" w:eastAsia="Times New Roman" w:hAnsi="Segoe UI Emoji" w:cs="Segoe UI Emoji"/>
+          <w:sz w:val="24"/>
+          <w:szCs w:val="24"/>
+        </w:rPr>
+        <w:t>👉</w:t>
+      </w:r>
+      <w:r>
+        <w:rPr>
+          <w:rFonts w:ascii="Times New Roman" w:eastAsia="Times New Roman" w:hAnsi="Times New Roman" w:cs="Times New Roman"/>
+          <w:sz w:val="24"/>
+          <w:szCs w:val="24"/>
+        </w:rPr>
+        <w:t xml:space="preserve"> Voltage drop = </w:t>
+      </w:r>
+      <w:r>
+        <w:rPr>
+          <w:rFonts w:ascii="Courier New" w:eastAsia="Times New Roman" w:hAnsi="Courier New" w:cs="Courier New"/>
+          <w:sz w:val="20"/>
+          <w:szCs w:val="20"/>
+        </w:rPr>
+        <w:t>0.05 × 100 = 5V</w:t>
+      </w:r>
+      <w:r>
+        <w:rPr>
+          <w:rFonts w:ascii="Times New Roman" w:eastAsia="Times New Roman" w:hAnsi="Times New Roman" w:cs="Times New Roman"/>
+          <w:sz w:val="24"/>
+          <w:szCs w:val="24"/>
+        </w:rPr>
+        <w:br/>
+      </w:r>
+      <w:r>
+        <w:rPr>
+          <w:rFonts w:ascii="Segoe UI Emoji" w:eastAsia="Times New Roman" w:hAnsi="Segoe UI Emoji" w:cs="Segoe UI Emoji"/>
+          <w:sz w:val="24"/>
+          <w:szCs w:val="24"/>
+        </w:rPr>
+        <w:t>👉</w:t>
+      </w:r>
+      <w:r>
+        <w:rPr>
+          <w:rFonts w:ascii="Times New Roman" w:eastAsia="Times New Roman" w:hAnsi="Times New Roman" w:cs="Times New Roman"/>
+          <w:sz w:val="24"/>
+          <w:szCs w:val="24"/>
+        </w:rPr>
+        <w:t xml:space="preserve"> Output voltage = </w:t>
+      </w:r>
+      <w:r>
+        <w:rPr>
+          <w:rFonts w:ascii="Courier New" w:eastAsia="Times New Roman" w:hAnsi="Courier New" w:cs="Courier New"/>
+          <w:sz w:val="20"/>
+          <w:szCs w:val="20"/>
+        </w:rPr>
+        <w:t>10V − 5V = 5V</w:t>
+      </w:r>
+    </w:p>
+    <w:p>
+      <w:pPr>
+        <w:spacing w:before="100" w:beforeAutospacing="1" w:after="100" w:afterAutospacing="1" w:line="240" w:lineRule="auto"/>
+        <w:rPr>
+          <w:rFonts w:ascii="Times New Roman" w:eastAsia="Times New Roman" w:hAnsi="Times New Roman" w:cs="Times New Roman"/>
+          <w:sz w:val="24"/>
+          <w:szCs w:val="24"/>
+        </w:rPr>
+      </w:pPr>
+      <w:r>
+        <w:rPr>
+          <w:rFonts w:ascii="Times New Roman" w:eastAsia="Times New Roman" w:hAnsi="Times New Roman" w:cs="Times New Roman"/>
+          <w:sz w:val="24"/>
+          <w:szCs w:val="24"/>
+        </w:rPr>
+        <w:drawing>
+          <wp:inline distT="0" distB="0" distL="0" distR="0" wp14:anchorId="60E0E92C" wp14:editId="0F0C4693">
+            <wp:extent cx="6548120" cy="924560"/>
+            <wp:effectExtent l="0" t="0" r="5080" b="8890"/>
+            <wp:docPr id="1" name="Picture 1"/>
+            <wp:cNvGraphicFramePr>
+              <a:graphicFrameLocks xmlns:a="http://schemas.openxmlformats.org/drawingml/2006/main" noChangeAspect="1"/>
+            </wp:cNvGraphicFramePr>
+            <a:graphic xmlns:a="http://schemas.openxmlformats.org/drawingml/2006/main">
+              <a:graphicData uri="http://schemas.openxmlformats.org/drawingml/2006/picture">
+                <pic:pic xmlns:pic="http://schemas.openxmlformats.org/drawingml/2006/picture">
+                  <pic:nvPicPr>
+                    <pic:cNvPr id="1" name=""/>
+                    <pic:cNvPicPr/>
+                  </pic:nvPicPr>
+                  <pic:blipFill>
+                    <a:blip r:embed="rId5"/>
+                    <a:stretch>
+                      <a:fillRect/>
+                    </a:stretch>
+                  </pic:blipFill>
+                  <pic:spPr>
+                    <a:xfrm>
+                      <a:off x="0" y="0"/>
+                      <a:ext cx="6548120" cy="924560"/>
+                    </a:xfrm>
+                    <a:prstGeom prst="rect">
+                      <a:avLst/>
+                    </a:prstGeom>
+                  </pic:spPr>
+                </pic:pic>
+              </a:graphicData>
+            </a:graphic>
+          </wp:inline>
+        </w:drawing>
+      </w:r>
+    </w:p>
+    <w:p>
+      <w:r>
+        <w:rPr>
+          <w:rStyle w:val="Strong"/>
+        </w:rPr>
+        <w:t>Short me:</w:t>
+      </w:r>
+      <w:r>
+        <w:br/>
+      </w:r>
+      <w:r>
+        <w:rPr>
+          <w:rFonts w:ascii="Segoe UI Emoji" w:hAnsi="Segoe UI Emoji" w:cs="Segoe UI Emoji"/>
+        </w:rPr>
+        <w:t>👉</w:t>
+      </w:r>
+      <w:r>
+        <w:t xml:space="preserve"> </w:t>
+      </w:r>
+      <w:r>
+        <w:rPr>
+          <w:rStyle w:val="Strong"/>
+        </w:rPr>
+        <w:t>Resistor = Current control + Voltage drop</w:t>
+      </w:r>
+      <w:r>
+        <w:t xml:space="preserve"> </w:t>
+      </w:r>
+      <w:r>
+        <w:rPr>
+          <w:rFonts w:ascii="Segoe UI Emoji" w:hAnsi="Segoe UI Emoji" w:cs="Segoe UI Emoji"/>
+        </w:rPr>
+        <w:t>✅</w:t>
+      </w:r>
+    </w:p>
+    <w:p>
+      <w:pPr>
+        <w:rPr>
+          <w:rFonts w:ascii="Georgia" w:hAnsi="Georgia"/>
+          <w:b/>
+          <w:bCs/>
+          <w:sz w:val="26"/>
+          <w:szCs w:val="26"/>
+        </w:rPr>
+      </w:pPr>
     </w:p>
     <w:p>
       <w:pPr>
@@ -157,7 +471,7 @@
                     </pic:cNvPicPr>
                   </pic:nvPicPr>
                   <pic:blipFill>
-                    <a:blip r:embed="rId5">
+                    <a:blip r:embed="rId6">
                       <a:extLst>
                         <a:ext uri="{28A0092B-C50C-407E-A947-70E740481C1C}">
                           <a14:useLocalDpi xmlns:a14="http://schemas.microsoft.com/office/drawing/2010/main" val="0"/>
@@ -319,6 +633,7 @@
           <w:b/>
           <w:bCs/>
         </w:rPr>
+        <w:lastRenderedPageBreak/>
         <w:t>SMD</w:t>
       </w:r>
     </w:p>
@@ -413,7 +728,7 @@
                     </pic:cNvPicPr>
                   </pic:nvPicPr>
                   <pic:blipFill>
-                    <a:blip r:embed="rId6">
+                    <a:blip r:embed="rId7">
                       <a:extLst>
                         <a:ext uri="{28A0092B-C50C-407E-A947-70E740481C1C}">
                           <a14:useLocalDpi xmlns:a14="http://schemas.microsoft.com/office/drawing/2010/main" val="0"/>
@@ -547,7 +862,7 @@
                     </pic:cNvPicPr>
                   </pic:nvPicPr>
                   <pic:blipFill>
-                    <a:blip r:embed="rId7" cstate="print">
+                    <a:blip r:embed="rId8" cstate="print">
                       <a:extLst>
                         <a:ext uri="{28A0092B-C50C-407E-A947-70E740481C1C}">
                           <a14:useLocalDpi xmlns:a14="http://schemas.microsoft.com/office/drawing/2010/main" val="0"/>
@@ -722,7 +1037,6 @@
           <w:b/>
           <w:bCs/>
         </w:rPr>
-        <w:lastRenderedPageBreak/>
         <w:t>SMD Pack Resistor / Network Resistor</w:t>
       </w:r>
     </w:p>
@@ -800,7 +1114,7 @@
                     </pic:cNvPicPr>
                   </pic:nvPicPr>
                   <pic:blipFill>
-                    <a:blip r:embed="rId8" cstate="print">
+                    <a:blip r:embed="rId9" cstate="print">
                       <a:extLst>
                         <a:ext uri="{28A0092B-C50C-407E-A947-70E740481C1C}">
                           <a14:useLocalDpi xmlns:a14="http://schemas.microsoft.com/office/drawing/2010/main" val="0"/>
@@ -958,6 +1272,7 @@
           <w:bCs/>
           <w:noProof/>
         </w:rPr>
+        <w:lastRenderedPageBreak/>
         <w:drawing>
           <wp:inline distT="0" distB="0" distL="0" distR="0" wp14:anchorId="3A0443D3" wp14:editId="7F14813F">
             <wp:extent cx="2009775" cy="1042951"/>
@@ -976,7 +1291,7 @@
                     </pic:cNvPicPr>
                   </pic:nvPicPr>
                   <pic:blipFill>
-                    <a:blip r:embed="rId9">
+                    <a:blip r:embed="rId10">
                       <a:extLst>
                         <a:ext uri="{28A0092B-C50C-407E-A947-70E740481C1C}">
                           <a14:useLocalDpi xmlns:a14="http://schemas.microsoft.com/office/drawing/2010/main" val="0"/>
@@ -1077,7 +1392,7 @@
                     </pic:cNvPicPr>
                   </pic:nvPicPr>
                   <pic:blipFill>
-                    <a:blip r:embed="rId10">
+                    <a:blip r:embed="rId11">
                       <a:extLst>
                         <a:ext uri="{28A0092B-C50C-407E-A947-70E740481C1C}">
                           <a14:useLocalDpi xmlns:a14="http://schemas.microsoft.com/office/drawing/2010/main" val="0"/>
@@ -1182,7 +1497,6 @@
           <w:b/>
           <w:bCs/>
         </w:rPr>
-        <w:lastRenderedPageBreak/>
         <w:t>4 Digit Code</w:t>
       </w:r>
     </w:p>
@@ -1222,7 +1536,7 @@
                     </pic:cNvPicPr>
                   </pic:nvPicPr>
                   <pic:blipFill>
-                    <a:blip r:embed="rId11">
+                    <a:blip r:embed="rId12">
                       <a:extLst>
                         <a:ext uri="{28A0092B-C50C-407E-A947-70E740481C1C}">
                           <a14:useLocalDpi xmlns:a14="http://schemas.microsoft.com/office/drawing/2010/main" val="0"/>
@@ -1330,7 +1644,7 @@
 </file>
 
 <file path=word/numbering.xml><?xml version="1.0" encoding="utf-8"?>
-<w:numbering xmlns:wpc="http://schemas.microsoft.com/office/word/2010/wordprocessingCanvas" xmlns:cx="http://schemas.microsoft.com/office/drawing/2014/chartex" xmlns:cx1="http://schemas.microsoft.com/office/drawing/2015/9/8/chartex" xmlns:cx2="http://schemas.microsoft.com/office/drawing/2015/10/21/chartex" xmlns:cx3="http://schemas.microsoft.com/office/drawing/2016/5/9/chartex" xmlns:cx4="http://schemas.microsoft.com/office/drawing/2016/5/10/chartex" xmlns:cx5="http://schemas.microsoft.com/office/drawing/2016/5/11/chartex" xmlns:cx6="http://schemas.microsoft.com/office/drawing/2016/5/12/chartex" xmlns:cx7="http://schemas.microsoft.com/office/drawing/2016/5/13/chartex" xmlns:cx8="http://schemas.microsoft.com/office/drawing/2016/5/14/chartex" xmlns:mc="http://schemas.openxmlformats.org/markup-compatibility/2006" xmlns:aink="http://schemas.microsoft.com/office/drawing/2016/ink" xmlns:am3d="http://schemas.microsoft.com/office/drawing/2017/model3d" xmlns:o="urn:schemas-microsoft-com:office:office" xmlns:oel="http://schemas.microsoft.com/office/2019/extlst" xmlns:r="http://schemas.openxmlformats.org/officeDocument/2006/relationships" xmlns:m="http://schemas.openxmlformats.org/officeDocument/2006/math" xmlns:v="urn:schemas-microsoft-com:vml" xmlns:wp14="http://schemas.microsoft.com/office/word/2010/wordprocessingDrawing" xmlns:wp="http://schemas.openxmlformats.org/drawingml/2006/wordprocessingDrawing" xmlns:w10="urn:schemas-microsoft-com:office:word" xmlns:w="http://schemas.openxmlformats.org/wordprocessingml/2006/main" xmlns:w14="http://schemas.microsoft.com/office/word/2010/wordml" xmlns:w15="http://schemas.microsoft.com/office/word/2012/wordml" xmlns:w16cex="http://schemas.microsoft.com/office/word/2018/wordml/cex" xmlns:w16cid="http://schemas.microsoft.com/office/word/2016/wordml/cid" xmlns:w16="http://schemas.microsoft.com/office/word/2018/wordml" xmlns:w16sdtdh="http://schemas.microsoft.com/office/word/2020/wordml/sdtdatahash" xmlns:w16se="http://schemas.microsoft.com/office/word/2015/wordml/symex" xmlns:wpg="http://schemas.microsoft.com/office/word/2010/wordprocessingGroup" xmlns:wpi="http://schemas.microsoft.com/office/word/2010/wordprocessingInk" xmlns:wne="http://schemas.microsoft.com/office/word/2006/wordml" xmlns:wps="http://schemas.microsoft.com/office/word/2010/wordprocessingShape" mc:Ignorable="w14 w15 w16se w16cid w16 w16cex w16sdtdh wp14">
+<w:numbering xmlns:wpc="http://schemas.microsoft.com/office/word/2010/wordprocessingCanvas" xmlns:cx="http://schemas.microsoft.com/office/drawing/2014/chartex" xmlns:cx1="http://schemas.microsoft.com/office/drawing/2015/9/8/chartex" xmlns:cx2="http://schemas.microsoft.com/office/drawing/2015/10/21/chartex" xmlns:cx3="http://schemas.microsoft.com/office/drawing/2016/5/9/chartex" xmlns:cx4="http://schemas.microsoft.com/office/drawing/2016/5/10/chartex" xmlns:cx5="http://schemas.microsoft.com/office/drawing/2016/5/11/chartex" xmlns:cx6="http://schemas.microsoft.com/office/drawing/2016/5/12/chartex" xmlns:cx7="http://schemas.microsoft.com/office/drawing/2016/5/13/chartex" xmlns:cx8="http://schemas.microsoft.com/office/drawing/2016/5/14/chartex" xmlns:mc="http://schemas.openxmlformats.org/markup-compatibility/2006" xmlns:aink="http://schemas.microsoft.com/office/drawing/2016/ink" xmlns:am3d="http://schemas.microsoft.com/office/drawing/2017/model3d" xmlns:o="urn:schemas-microsoft-com:office:office" xmlns:r="http://schemas.openxmlformats.org/officeDocument/2006/relationships" xmlns:m="http://schemas.openxmlformats.org/officeDocument/2006/math" xmlns:v="urn:schemas-microsoft-com:vml" xmlns:wp14="http://schemas.microsoft.com/office/word/2010/wordprocessingDrawing" xmlns:wp="http://schemas.openxmlformats.org/drawingml/2006/wordprocessingDrawing" xmlns:w10="urn:schemas-microsoft-com:office:word" xmlns:w="http://schemas.openxmlformats.org/wordprocessingml/2006/main" xmlns:w14="http://schemas.microsoft.com/office/word/2010/wordml" xmlns:w15="http://schemas.microsoft.com/office/word/2012/wordml" xmlns:w16cex="http://schemas.microsoft.com/office/word/2018/wordml/cex" xmlns:w16cid="http://schemas.microsoft.com/office/word/2016/wordml/cid" xmlns:w16="http://schemas.microsoft.com/office/word/2018/wordml" xmlns:w16sdtdh="http://schemas.microsoft.com/office/word/2020/wordml/sdtdatahash" xmlns:w16se="http://schemas.microsoft.com/office/word/2015/wordml/symex" xmlns:wpg="http://schemas.microsoft.com/office/word/2010/wordprocessingGroup" xmlns:wpi="http://schemas.microsoft.com/office/word/2010/wordprocessingInk" xmlns:wne="http://schemas.microsoft.com/office/word/2006/wordml" xmlns:wps="http://schemas.microsoft.com/office/word/2010/wordprocessingShape" mc:Ignorable="w14 w15 w16se w16cid w16 w16cex w16sdtdh wp14">
   <w:abstractNum w:abstractNumId="0" w15:restartNumberingAfterBreak="0">
     <w:nsid w:val="3C956F3D"/>
     <w:multiLevelType w:val="hybridMultilevel"/>
@@ -1509,11 +1823,163 @@
       </w:pPr>
     </w:lvl>
   </w:abstractNum>
-  <w:num w:numId="1" w16cid:durableId="417214435">
+  <w:abstractNum w:abstractNumId="2" w15:restartNumberingAfterBreak="0">
+    <w:nsid w:val="5BF03E26"/>
+    <w:multiLevelType w:val="multilevel"/>
+    <w:tmpl w:val="09960AAC"/>
+    <w:lvl w:ilvl="0">
+      <w:start w:val="1"/>
+      <w:numFmt w:val="bullet"/>
+      <w:lvlText w:val=""/>
+      <w:lvlJc w:val="left"/>
+      <w:pPr>
+        <w:tabs>
+          <w:tab w:val="num" w:pos="720"/>
+        </w:tabs>
+        <w:ind w:left="720" w:hanging="360"/>
+      </w:pPr>
+      <w:rPr>
+        <w:rFonts w:ascii="Symbol" w:hAnsi="Symbol" w:hint="default"/>
+        <w:sz w:val="20"/>
+      </w:rPr>
+    </w:lvl>
+    <w:lvl w:ilvl="1" w:tentative="1">
+      <w:start w:val="1"/>
+      <w:numFmt w:val="bullet"/>
+      <w:lvlText w:val="o"/>
+      <w:lvlJc w:val="left"/>
+      <w:pPr>
+        <w:tabs>
+          <w:tab w:val="num" w:pos="1440"/>
+        </w:tabs>
+        <w:ind w:left="1440" w:hanging="360"/>
+      </w:pPr>
+      <w:rPr>
+        <w:rFonts w:ascii="Courier New" w:hAnsi="Courier New" w:hint="default"/>
+        <w:sz w:val="20"/>
+      </w:rPr>
+    </w:lvl>
+    <w:lvl w:ilvl="2" w:tentative="1">
+      <w:start w:val="1"/>
+      <w:numFmt w:val="bullet"/>
+      <w:lvlText w:val=""/>
+      <w:lvlJc w:val="left"/>
+      <w:pPr>
+        <w:tabs>
+          <w:tab w:val="num" w:pos="2160"/>
+        </w:tabs>
+        <w:ind w:left="2160" w:hanging="360"/>
+      </w:pPr>
+      <w:rPr>
+        <w:rFonts w:ascii="Wingdings" w:hAnsi="Wingdings" w:hint="default"/>
+        <w:sz w:val="20"/>
+      </w:rPr>
+    </w:lvl>
+    <w:lvl w:ilvl="3" w:tentative="1">
+      <w:start w:val="1"/>
+      <w:numFmt w:val="bullet"/>
+      <w:lvlText w:val=""/>
+      <w:lvlJc w:val="left"/>
+      <w:pPr>
+        <w:tabs>
+          <w:tab w:val="num" w:pos="2880"/>
+        </w:tabs>
+        <w:ind w:left="2880" w:hanging="360"/>
+      </w:pPr>
+      <w:rPr>
+        <w:rFonts w:ascii="Wingdings" w:hAnsi="Wingdings" w:hint="default"/>
+        <w:sz w:val="20"/>
+      </w:rPr>
+    </w:lvl>
+    <w:lvl w:ilvl="4" w:tentative="1">
+      <w:start w:val="1"/>
+      <w:numFmt w:val="bullet"/>
+      <w:lvlText w:val=""/>
+      <w:lvlJc w:val="left"/>
+      <w:pPr>
+        <w:tabs>
+          <w:tab w:val="num" w:pos="3600"/>
+        </w:tabs>
+        <w:ind w:left="3600" w:hanging="360"/>
+      </w:pPr>
+      <w:rPr>
+        <w:rFonts w:ascii="Wingdings" w:hAnsi="Wingdings" w:hint="default"/>
+        <w:sz w:val="20"/>
+      </w:rPr>
+    </w:lvl>
+    <w:lvl w:ilvl="5" w:tentative="1">
+      <w:start w:val="1"/>
+      <w:numFmt w:val="bullet"/>
+      <w:lvlText w:val=""/>
+      <w:lvlJc w:val="left"/>
+      <w:pPr>
+        <w:tabs>
+          <w:tab w:val="num" w:pos="4320"/>
+        </w:tabs>
+        <w:ind w:left="4320" w:hanging="360"/>
+      </w:pPr>
+      <w:rPr>
+        <w:rFonts w:ascii="Wingdings" w:hAnsi="Wingdings" w:hint="default"/>
+        <w:sz w:val="20"/>
+      </w:rPr>
+    </w:lvl>
+    <w:lvl w:ilvl="6" w:tentative="1">
+      <w:start w:val="1"/>
+      <w:numFmt w:val="bullet"/>
+      <w:lvlText w:val=""/>
+      <w:lvlJc w:val="left"/>
+      <w:pPr>
+        <w:tabs>
+          <w:tab w:val="num" w:pos="5040"/>
+        </w:tabs>
+        <w:ind w:left="5040" w:hanging="360"/>
+      </w:pPr>
+      <w:rPr>
+        <w:rFonts w:ascii="Wingdings" w:hAnsi="Wingdings" w:hint="default"/>
+        <w:sz w:val="20"/>
+      </w:rPr>
+    </w:lvl>
+    <w:lvl w:ilvl="7" w:tentative="1">
+      <w:start w:val="1"/>
+      <w:numFmt w:val="bullet"/>
+      <w:lvlText w:val=""/>
+      <w:lvlJc w:val="left"/>
+      <w:pPr>
+        <w:tabs>
+          <w:tab w:val="num" w:pos="5760"/>
+        </w:tabs>
+        <w:ind w:left="5760" w:hanging="360"/>
+      </w:pPr>
+      <w:rPr>
+        <w:rFonts w:ascii="Wingdings" w:hAnsi="Wingdings" w:hint="default"/>
+        <w:sz w:val="20"/>
+      </w:rPr>
+    </w:lvl>
+    <w:lvl w:ilvl="8" w:tentative="1">
+      <w:start w:val="1"/>
+      <w:numFmt w:val="bullet"/>
+      <w:lvlText w:val=""/>
+      <w:lvlJc w:val="left"/>
+      <w:pPr>
+        <w:tabs>
+          <w:tab w:val="num" w:pos="6480"/>
+        </w:tabs>
+        <w:ind w:left="6480" w:hanging="360"/>
+      </w:pPr>
+      <w:rPr>
+        <w:rFonts w:ascii="Wingdings" w:hAnsi="Wingdings" w:hint="default"/>
+        <w:sz w:val="20"/>
+      </w:rPr>
+    </w:lvl>
+  </w:abstractNum>
+  <w:num w:numId="1">
     <w:abstractNumId w:val="0"/>
   </w:num>
-  <w:num w:numId="2" w16cid:durableId="1078016312">
+  <w:num w:numId="2">
     <w:abstractNumId w:val="1"/>
+  </w:num>
+  <w:num w:numId="3">
+    <w:abstractNumId w:val="2"/>
   </w:num>
 </w:numbering>
 </file>
@@ -1956,6 +2422,66 @@
       <w:contextualSpacing/>
     </w:pPr>
   </w:style>
+  <w:style w:type="character" w:styleId="Strong">
+    <w:name w:val="Strong"/>
+    <w:basedOn w:val="DefaultParagraphFont"/>
+    <w:uiPriority w:val="22"/>
+    <w:qFormat/>
+    <w:rsid w:val="005D7A66"/>
+    <w:rPr>
+      <w:b/>
+      <w:bCs/>
+    </w:rPr>
+  </w:style>
+  <w:style w:type="paragraph" w:styleId="NormalWeb">
+    <w:name w:val="Normal (Web)"/>
+    <w:basedOn w:val="Normal"/>
+    <w:uiPriority w:val="99"/>
+    <w:semiHidden/>
+    <w:unhideWhenUsed/>
+    <w:rsid w:val="00FE64DB"/>
+    <w:pPr>
+      <w:spacing w:before="100" w:beforeAutospacing="1" w:after="100" w:afterAutospacing="1" w:line="240" w:lineRule="auto"/>
+    </w:pPr>
+    <w:rPr>
+      <w:rFonts w:ascii="Times New Roman" w:eastAsia="Times New Roman" w:hAnsi="Times New Roman" w:cs="Times New Roman"/>
+      <w:sz w:val="24"/>
+      <w:szCs w:val="24"/>
+    </w:rPr>
+  </w:style>
+  <w:style w:type="character" w:customStyle="1" w:styleId="katex-mathml">
+    <w:name w:val="katex-mathml"/>
+    <w:basedOn w:val="DefaultParagraphFont"/>
+    <w:rsid w:val="00FE64DB"/>
+  </w:style>
+  <w:style w:type="character" w:customStyle="1" w:styleId="mord">
+    <w:name w:val="mord"/>
+    <w:basedOn w:val="DefaultParagraphFont"/>
+    <w:rsid w:val="00FE64DB"/>
+  </w:style>
+  <w:style w:type="character" w:customStyle="1" w:styleId="mrel">
+    <w:name w:val="mrel"/>
+    <w:basedOn w:val="DefaultParagraphFont"/>
+    <w:rsid w:val="00FE64DB"/>
+  </w:style>
+  <w:style w:type="character" w:customStyle="1" w:styleId="mbin">
+    <w:name w:val="mbin"/>
+    <w:basedOn w:val="DefaultParagraphFont"/>
+    <w:rsid w:val="00FE64DB"/>
+  </w:style>
+  <w:style w:type="character" w:styleId="HTMLCode">
+    <w:name w:val="HTML Code"/>
+    <w:basedOn w:val="DefaultParagraphFont"/>
+    <w:uiPriority w:val="99"/>
+    <w:semiHidden/>
+    <w:unhideWhenUsed/>
+    <w:rsid w:val="00FE64DB"/>
+    <w:rPr>
+      <w:rFonts w:ascii="Courier New" w:eastAsia="Times New Roman" w:hAnsi="Courier New" w:cs="Courier New"/>
+      <w:sz w:val="20"/>
+      <w:szCs w:val="20"/>
+    </w:rPr>
+  </w:style>
 </w:styles>
 </file>
 

--- a/Laptops/4- Resistor.docx
+++ b/Laptops/4- Resistor.docx
@@ -299,6 +299,7 @@
       <w:r>
         <w:rPr>
           <w:rFonts w:ascii="Times New Roman" w:eastAsia="Times New Roman" w:hAnsi="Times New Roman" w:cs="Times New Roman"/>
+          <w:noProof/>
           <w:sz w:val="24"/>
           <w:szCs w:val="24"/>
         </w:rPr>
@@ -384,6 +385,48 @@
           <w:szCs w:val="26"/>
         </w:rPr>
       </w:pPr>
+      <w:r>
+        <w:rPr>
+          <w:rFonts w:ascii="Segoe UI Emoji" w:hAnsi="Segoe UI Emoji" w:cs="Segoe UI Emoji"/>
+        </w:rPr>
+        <w:t>❌</w:t>
+      </w:r>
+      <w:r>
+        <w:t xml:space="preserve"> Resistor voltage kam </w:t>
+      </w:r>
+      <w:r>
+        <w:rPr>
+          <w:rStyle w:val="Strong"/>
+        </w:rPr>
+        <w:t>nahi karta</w:t>
+      </w:r>
+      <w:r>
+        <w:br/>
+      </w:r>
+      <w:r>
+        <w:rPr>
+          <w:rFonts w:ascii="Segoe UI Emoji" w:hAnsi="Segoe UI Emoji" w:cs="Segoe UI Emoji"/>
+        </w:rPr>
+        <w:t>✅</w:t>
+      </w:r>
+      <w:r>
+        <w:t xml:space="preserve"> Resistor current limit karta hai, </w:t>
+      </w:r>
+      <w:r>
+        <w:rPr>
+          <w:rStyle w:val="Strong"/>
+        </w:rPr>
+        <w:t>jiski wajah se voltage drop hota hai</w:t>
+      </w:r>
+      <w:r>
+        <w:t xml:space="preserve"> </w:t>
+      </w:r>
+      <w:r>
+        <w:rPr>
+          <w:rFonts w:ascii="Segoe UI Emoji" w:hAnsi="Segoe UI Emoji" w:cs="Segoe UI Emoji"/>
+        </w:rPr>
+        <w:t>👍</w:t>
+      </w:r>
     </w:p>
     <w:p>
       <w:pPr>
@@ -1606,7 +1649,43 @@
           <w:bCs/>
           <w:highlight w:val="yellow"/>
         </w:rPr>
-        <w:t>Series, Parrell, voltage Devided, Pull-Up and Pull-Down</w:t>
+        <w:t xml:space="preserve">Series, </w:t>
+      </w:r>
+      <w:r>
+        <w:rPr>
+          <w:rFonts w:ascii="Georgia" w:hAnsi="Georgia"/>
+          <w:b/>
+          <w:bCs/>
+          <w:highlight w:val="yellow"/>
+        </w:rPr>
+        <w:t>Parallel</w:t>
+      </w:r>
+      <w:r>
+        <w:rPr>
+          <w:rFonts w:ascii="Georgia" w:hAnsi="Georgia"/>
+          <w:b/>
+          <w:bCs/>
+          <w:highlight w:val="yellow"/>
+        </w:rPr>
+        <w:t xml:space="preserve">, voltage </w:t>
+      </w:r>
+      <w:r>
+        <w:rPr>
+          <w:rFonts w:ascii="Georgia" w:hAnsi="Georgia"/>
+          <w:b/>
+          <w:bCs/>
+          <w:highlight w:val="yellow"/>
+        </w:rPr>
+        <w:t>Divided</w:t>
+      </w:r>
+      <w:r>
+        <w:rPr>
+          <w:rFonts w:ascii="Georgia" w:hAnsi="Georgia"/>
+          <w:b/>
+          <w:bCs/>
+          <w:highlight w:val="yellow"/>
+        </w:rPr>
+        <w:t>, Pull-Up and Pull-Down</w:t>
       </w:r>
     </w:p>
     <w:p>

--- a/Laptops/4- Resistor.docx
+++ b/Laptops/4- Resistor.docx
@@ -1,6 +1,6 @@
 
 <file path=word/document.xml><?xml version="1.0" encoding="utf-8"?>
-<w:document xmlns:wpc="http://schemas.microsoft.com/office/word/2010/wordprocessingCanvas" xmlns:cx="http://schemas.microsoft.com/office/drawing/2014/chartex" xmlns:cx1="http://schemas.microsoft.com/office/drawing/2015/9/8/chartex" xmlns:cx2="http://schemas.microsoft.com/office/drawing/2015/10/21/chartex" xmlns:cx3="http://schemas.microsoft.com/office/drawing/2016/5/9/chartex" xmlns:cx4="http://schemas.microsoft.com/office/drawing/2016/5/10/chartex" xmlns:cx5="http://schemas.microsoft.com/office/drawing/2016/5/11/chartex" xmlns:cx6="http://schemas.microsoft.com/office/drawing/2016/5/12/chartex" xmlns:cx7="http://schemas.microsoft.com/office/drawing/2016/5/13/chartex" xmlns:cx8="http://schemas.microsoft.com/office/drawing/2016/5/14/chartex" xmlns:mc="http://schemas.openxmlformats.org/markup-compatibility/2006" xmlns:aink="http://schemas.microsoft.com/office/drawing/2016/ink" xmlns:am3d="http://schemas.microsoft.com/office/drawing/2017/model3d" xmlns:o="urn:schemas-microsoft-com:office:office" xmlns:r="http://schemas.openxmlformats.org/officeDocument/2006/relationships" xmlns:m="http://schemas.openxmlformats.org/officeDocument/2006/math" xmlns:v="urn:schemas-microsoft-com:vml" xmlns:wp14="http://schemas.microsoft.com/office/word/2010/wordprocessingDrawing" xmlns:wp="http://schemas.openxmlformats.org/drawingml/2006/wordprocessingDrawing" xmlns:w10="urn:schemas-microsoft-com:office:word" xmlns:w="http://schemas.openxmlformats.org/wordprocessingml/2006/main" xmlns:w14="http://schemas.microsoft.com/office/word/2010/wordml" xmlns:w15="http://schemas.microsoft.com/office/word/2012/wordml" xmlns:w16cex="http://schemas.microsoft.com/office/word/2018/wordml/cex" xmlns:w16cid="http://schemas.microsoft.com/office/word/2016/wordml/cid" xmlns:w16="http://schemas.microsoft.com/office/word/2018/wordml" xmlns:w16sdtdh="http://schemas.microsoft.com/office/word/2020/wordml/sdtdatahash" xmlns:w16se="http://schemas.microsoft.com/office/word/2015/wordml/symex" xmlns:wpg="http://schemas.microsoft.com/office/word/2010/wordprocessingGroup" xmlns:wpi="http://schemas.microsoft.com/office/word/2010/wordprocessingInk" xmlns:wne="http://schemas.microsoft.com/office/word/2006/wordml" xmlns:wps="http://schemas.microsoft.com/office/word/2010/wordprocessingShape" mc:Ignorable="w14 w15 w16se w16cid w16 w16cex w16sdtdh wp14">
+<w:document xmlns:wpc="http://schemas.microsoft.com/office/word/2010/wordprocessingCanvas" xmlns:cx="http://schemas.microsoft.com/office/drawing/2014/chartex" xmlns:cx1="http://schemas.microsoft.com/office/drawing/2015/9/8/chartex" xmlns:cx2="http://schemas.microsoft.com/office/drawing/2015/10/21/chartex" xmlns:cx3="http://schemas.microsoft.com/office/drawing/2016/5/9/chartex" xmlns:cx4="http://schemas.microsoft.com/office/drawing/2016/5/10/chartex" xmlns:cx5="http://schemas.microsoft.com/office/drawing/2016/5/11/chartex" xmlns:cx6="http://schemas.microsoft.com/office/drawing/2016/5/12/chartex" xmlns:cx7="http://schemas.microsoft.com/office/drawing/2016/5/13/chartex" xmlns:cx8="http://schemas.microsoft.com/office/drawing/2016/5/14/chartex" xmlns:mc="http://schemas.openxmlformats.org/markup-compatibility/2006" xmlns:aink="http://schemas.microsoft.com/office/drawing/2016/ink" xmlns:am3d="http://schemas.microsoft.com/office/drawing/2017/model3d" xmlns:o="urn:schemas-microsoft-com:office:office" xmlns:oel="http://schemas.microsoft.com/office/2019/extlst" xmlns:r="http://schemas.openxmlformats.org/officeDocument/2006/relationships" xmlns:m="http://schemas.openxmlformats.org/officeDocument/2006/math" xmlns:v="urn:schemas-microsoft-com:vml" xmlns:wp14="http://schemas.microsoft.com/office/word/2010/wordprocessingDrawing" xmlns:wp="http://schemas.openxmlformats.org/drawingml/2006/wordprocessingDrawing" xmlns:w10="urn:schemas-microsoft-com:office:word" xmlns:w="http://schemas.openxmlformats.org/wordprocessingml/2006/main" xmlns:w14="http://schemas.microsoft.com/office/word/2010/wordml" xmlns:w15="http://schemas.microsoft.com/office/word/2012/wordml" xmlns:w16cex="http://schemas.microsoft.com/office/word/2018/wordml/cex" xmlns:w16cid="http://schemas.microsoft.com/office/word/2016/wordml/cid" xmlns:w16="http://schemas.microsoft.com/office/word/2018/wordml" xmlns:w16sdtdh="http://schemas.microsoft.com/office/word/2020/wordml/sdtdatahash" xmlns:w16se="http://schemas.microsoft.com/office/word/2015/wordml/symex" xmlns:wpg="http://schemas.microsoft.com/office/word/2010/wordprocessingGroup" xmlns:wpi="http://schemas.microsoft.com/office/word/2010/wordprocessingInk" xmlns:wne="http://schemas.microsoft.com/office/word/2006/wordml" xmlns:wps="http://schemas.microsoft.com/office/word/2010/wordprocessingShape" mc:Ignorable="w14 w15 w16se w16cid w16 w16cex w16sdtdh wp14">
   <w:body>
     <w:p>
       <w:pPr>
@@ -131,6 +131,7 @@
           <w:rFonts w:ascii="Times New Roman" w:eastAsia="Times New Roman" w:hAnsi="Times New Roman" w:cs="Times New Roman"/>
           <w:sz w:val="24"/>
           <w:szCs w:val="24"/>
+          <w:highlight w:val="yellow"/>
         </w:rPr>
         <w:t>V=I×R</w:t>
       </w:r>
@@ -166,6 +167,7 @@
           <w:rFonts w:ascii="Times New Roman" w:eastAsia="Times New Roman" w:hAnsi="Times New Roman" w:cs="Times New Roman"/>
           <w:sz w:val="24"/>
           <w:szCs w:val="24"/>
+          <w:highlight w:val="yellow"/>
         </w:rPr>
       </w:pPr>
       <w:r>
@@ -173,6 +175,7 @@
           <w:rFonts w:ascii="Times New Roman" w:eastAsia="Times New Roman" w:hAnsi="Times New Roman" w:cs="Times New Roman"/>
           <w:sz w:val="24"/>
           <w:szCs w:val="24"/>
+          <w:highlight w:val="yellow"/>
         </w:rPr>
         <w:t>Input Voltage = 10V</w:t>
       </w:r>
@@ -188,6 +191,7 @@
           <w:rFonts w:ascii="Times New Roman" w:eastAsia="Times New Roman" w:hAnsi="Times New Roman" w:cs="Times New Roman"/>
           <w:sz w:val="24"/>
           <w:szCs w:val="24"/>
+          <w:highlight w:val="yellow"/>
         </w:rPr>
       </w:pPr>
       <w:r>
@@ -195,6 +199,7 @@
           <w:rFonts w:ascii="Times New Roman" w:eastAsia="Times New Roman" w:hAnsi="Times New Roman" w:cs="Times New Roman"/>
           <w:sz w:val="24"/>
           <w:szCs w:val="24"/>
+          <w:highlight w:val="yellow"/>
         </w:rPr>
         <w:t>Resistor = 100Ω</w:t>
       </w:r>
@@ -210,6 +215,7 @@
           <w:rFonts w:ascii="Times New Roman" w:eastAsia="Times New Roman" w:hAnsi="Times New Roman" w:cs="Times New Roman"/>
           <w:sz w:val="24"/>
           <w:szCs w:val="24"/>
+          <w:highlight w:val="yellow"/>
         </w:rPr>
       </w:pPr>
       <w:r>
@@ -217,6 +223,7 @@
           <w:rFonts w:ascii="Times New Roman" w:eastAsia="Times New Roman" w:hAnsi="Times New Roman" w:cs="Times New Roman"/>
           <w:sz w:val="24"/>
           <w:szCs w:val="24"/>
+          <w:highlight w:val="yellow"/>
         </w:rPr>
         <w:t>Current = 0.05A</w:t>
       </w:r>
@@ -244,13 +251,23 @@
           <w:sz w:val="24"/>
           <w:szCs w:val="24"/>
         </w:rPr>
-        <w:t xml:space="preserve"> Voltage drop = </w:t>
+        <w:t xml:space="preserve"> </w:t>
+      </w:r>
+      <w:r>
+        <w:rPr>
+          <w:rFonts w:ascii="Times New Roman" w:eastAsia="Times New Roman" w:hAnsi="Times New Roman" w:cs="Times New Roman"/>
+          <w:sz w:val="24"/>
+          <w:szCs w:val="24"/>
+          <w:highlight w:val="yellow"/>
+        </w:rPr>
+        <w:t xml:space="preserve">Voltage drop = </w:t>
       </w:r>
       <w:r>
         <w:rPr>
           <w:rFonts w:ascii="Courier New" w:eastAsia="Times New Roman" w:hAnsi="Courier New" w:cs="Courier New"/>
           <w:sz w:val="20"/>
           <w:szCs w:val="20"/>
+          <w:highlight w:val="yellow"/>
         </w:rPr>
         <w:t>0.05 × 100 = 5V</w:t>
       </w:r>
@@ -267,6 +284,7 @@
           <w:rFonts w:ascii="Segoe UI Emoji" w:eastAsia="Times New Roman" w:hAnsi="Segoe UI Emoji" w:cs="Segoe UI Emoji"/>
           <w:sz w:val="24"/>
           <w:szCs w:val="24"/>
+          <w:highlight w:val="yellow"/>
         </w:rPr>
         <w:t>👉</w:t>
       </w:r>
@@ -275,6 +293,7 @@
           <w:rFonts w:ascii="Times New Roman" w:eastAsia="Times New Roman" w:hAnsi="Times New Roman" w:cs="Times New Roman"/>
           <w:sz w:val="24"/>
           <w:szCs w:val="24"/>
+          <w:highlight w:val="yellow"/>
         </w:rPr>
         <w:t xml:space="preserve"> Output voltage = </w:t>
       </w:r>
@@ -283,6 +302,7 @@
           <w:rFonts w:ascii="Courier New" w:eastAsia="Times New Roman" w:hAnsi="Courier New" w:cs="Courier New"/>
           <w:sz w:val="20"/>
           <w:szCs w:val="20"/>
+          <w:highlight w:val="yellow"/>
         </w:rPr>
         <w:t>10V − 5V = 5V</w:t>
       </w:r>
@@ -377,6 +397,7 @@
     </w:p>
     <w:p>
       <w:pPr>
+        <w:spacing w:line="276" w:lineRule="auto"/>
         <w:rPr>
           <w:rFonts w:ascii="Georgia" w:hAnsi="Georgia"/>
           <w:b/>
@@ -461,7 +482,25 @@
         <w:rPr>
           <w:rFonts w:ascii="Georgia" w:hAnsi="Georgia"/>
         </w:rPr>
-        <w:t xml:space="preserve"> RN, RP</w:t>
+        <w:t xml:space="preserve">, </w:t>
+      </w:r>
+      <w:r>
+        <w:rPr>
+          <w:rFonts w:ascii="Georgia" w:hAnsi="Georgia"/>
+        </w:rPr>
+        <w:t>RP</w:t>
+      </w:r>
+      <w:r>
+        <w:rPr>
+          <w:rFonts w:ascii="Georgia" w:hAnsi="Georgia"/>
+        </w:rPr>
+        <w:t xml:space="preserve">, </w:t>
+      </w:r>
+      <w:r>
+        <w:rPr>
+          <w:rFonts w:ascii="Georgia" w:hAnsi="Georgia"/>
+        </w:rPr>
+        <w:t xml:space="preserve"> RN</w:t>
       </w:r>
     </w:p>
     <w:p>
@@ -600,16 +639,38 @@
       <w:pPr>
         <w:rPr>
           <w:rFonts w:ascii="Georgia" w:hAnsi="Georgia"/>
-          <w:b/>
-          <w:bCs/>
-        </w:rPr>
-      </w:pPr>
-      <w:r>
-        <w:rPr>
-          <w:rFonts w:ascii="Georgia" w:hAnsi="Georgia"/>
-          <w:b/>
-          <w:bCs/>
-        </w:rPr>
+        </w:rPr>
+      </w:pPr>
+    </w:p>
+    <w:p>
+      <w:pPr>
+        <w:rPr>
+          <w:rFonts w:ascii="Georgia" w:hAnsi="Georgia"/>
+        </w:rPr>
+      </w:pPr>
+    </w:p>
+    <w:p>
+      <w:pPr>
+        <w:rPr>
+          <w:rFonts w:ascii="Georgia" w:hAnsi="Georgia"/>
+        </w:rPr>
+      </w:pPr>
+    </w:p>
+    <w:p>
+      <w:pPr>
+        <w:rPr>
+          <w:rFonts w:ascii="Georgia" w:hAnsi="Georgia"/>
+          <w:b/>
+          <w:bCs/>
+        </w:rPr>
+      </w:pPr>
+      <w:r>
+        <w:rPr>
+          <w:rFonts w:ascii="Georgia" w:hAnsi="Georgia"/>
+          <w:b/>
+          <w:bCs/>
+        </w:rPr>
+        <w:lastRenderedPageBreak/>
         <w:t xml:space="preserve">Real Shape </w:t>
       </w:r>
     </w:p>
@@ -676,7 +737,6 @@
           <w:b/>
           <w:bCs/>
         </w:rPr>
-        <w:lastRenderedPageBreak/>
         <w:t>SMD</w:t>
       </w:r>
     </w:p>
@@ -976,90 +1036,6 @@
     <w:p>
       <w:pPr>
         <w:pStyle w:val="ListParagraph"/>
-        <w:tabs>
-          <w:tab w:val="left" w:pos="0"/>
-        </w:tabs>
-        <w:ind w:left="270"/>
-        <w:rPr>
-          <w:rFonts w:ascii="Georgia" w:hAnsi="Georgia"/>
-        </w:rPr>
-      </w:pPr>
-    </w:p>
-    <w:p>
-      <w:pPr>
-        <w:pStyle w:val="ListParagraph"/>
-        <w:tabs>
-          <w:tab w:val="left" w:pos="0"/>
-        </w:tabs>
-        <w:ind w:left="270"/>
-        <w:rPr>
-          <w:rFonts w:ascii="Georgia" w:hAnsi="Georgia"/>
-        </w:rPr>
-      </w:pPr>
-    </w:p>
-    <w:p>
-      <w:pPr>
-        <w:pStyle w:val="ListParagraph"/>
-        <w:tabs>
-          <w:tab w:val="left" w:pos="0"/>
-        </w:tabs>
-        <w:ind w:left="270"/>
-        <w:rPr>
-          <w:rFonts w:ascii="Georgia" w:hAnsi="Georgia"/>
-        </w:rPr>
-      </w:pPr>
-    </w:p>
-    <w:p>
-      <w:pPr>
-        <w:pStyle w:val="ListParagraph"/>
-        <w:tabs>
-          <w:tab w:val="left" w:pos="0"/>
-        </w:tabs>
-        <w:ind w:left="270"/>
-        <w:rPr>
-          <w:rFonts w:ascii="Georgia" w:hAnsi="Georgia"/>
-        </w:rPr>
-      </w:pPr>
-    </w:p>
-    <w:p>
-      <w:pPr>
-        <w:pStyle w:val="ListParagraph"/>
-        <w:tabs>
-          <w:tab w:val="left" w:pos="0"/>
-        </w:tabs>
-        <w:ind w:left="270"/>
-        <w:rPr>
-          <w:rFonts w:ascii="Georgia" w:hAnsi="Georgia"/>
-        </w:rPr>
-      </w:pPr>
-    </w:p>
-    <w:p>
-      <w:pPr>
-        <w:pStyle w:val="ListParagraph"/>
-        <w:tabs>
-          <w:tab w:val="left" w:pos="0"/>
-        </w:tabs>
-        <w:ind w:left="270"/>
-        <w:rPr>
-          <w:rFonts w:ascii="Georgia" w:hAnsi="Georgia"/>
-        </w:rPr>
-      </w:pPr>
-    </w:p>
-    <w:p>
-      <w:pPr>
-        <w:pStyle w:val="ListParagraph"/>
-        <w:tabs>
-          <w:tab w:val="left" w:pos="0"/>
-        </w:tabs>
-        <w:ind w:left="270"/>
-        <w:rPr>
-          <w:rFonts w:ascii="Georgia" w:hAnsi="Georgia"/>
-        </w:rPr>
-      </w:pPr>
-    </w:p>
-    <w:p>
-      <w:pPr>
-        <w:pStyle w:val="ListParagraph"/>
         <w:numPr>
           <w:ilvl w:val="0"/>
           <w:numId w:val="2"/>
@@ -1231,6 +1207,105 @@
     <w:p>
       <w:pPr>
         <w:pStyle w:val="ListParagraph"/>
+        <w:tabs>
+          <w:tab w:val="left" w:pos="0"/>
+        </w:tabs>
+        <w:rPr>
+          <w:rFonts w:ascii="Georgia" w:hAnsi="Georgia"/>
+        </w:rPr>
+      </w:pPr>
+    </w:p>
+    <w:p>
+      <w:pPr>
+        <w:pStyle w:val="ListParagraph"/>
+        <w:tabs>
+          <w:tab w:val="left" w:pos="0"/>
+        </w:tabs>
+        <w:rPr>
+          <w:rFonts w:ascii="Georgia" w:hAnsi="Georgia"/>
+        </w:rPr>
+      </w:pPr>
+    </w:p>
+    <w:p>
+      <w:pPr>
+        <w:pStyle w:val="ListParagraph"/>
+        <w:tabs>
+          <w:tab w:val="left" w:pos="0"/>
+        </w:tabs>
+        <w:rPr>
+          <w:rFonts w:ascii="Georgia" w:hAnsi="Georgia"/>
+        </w:rPr>
+      </w:pPr>
+    </w:p>
+    <w:p>
+      <w:pPr>
+        <w:pStyle w:val="ListParagraph"/>
+        <w:tabs>
+          <w:tab w:val="left" w:pos="0"/>
+        </w:tabs>
+        <w:rPr>
+          <w:rFonts w:ascii="Georgia" w:hAnsi="Georgia"/>
+        </w:rPr>
+      </w:pPr>
+    </w:p>
+    <w:p>
+      <w:pPr>
+        <w:pStyle w:val="ListParagraph"/>
+        <w:tabs>
+          <w:tab w:val="left" w:pos="0"/>
+        </w:tabs>
+        <w:rPr>
+          <w:rFonts w:ascii="Georgia" w:hAnsi="Georgia"/>
+        </w:rPr>
+      </w:pPr>
+    </w:p>
+    <w:p>
+      <w:pPr>
+        <w:pStyle w:val="ListParagraph"/>
+        <w:tabs>
+          <w:tab w:val="left" w:pos="0"/>
+        </w:tabs>
+        <w:rPr>
+          <w:rFonts w:ascii="Georgia" w:hAnsi="Georgia"/>
+        </w:rPr>
+      </w:pPr>
+    </w:p>
+    <w:p>
+      <w:pPr>
+        <w:pStyle w:val="ListParagraph"/>
+        <w:tabs>
+          <w:tab w:val="left" w:pos="0"/>
+        </w:tabs>
+        <w:rPr>
+          <w:rFonts w:ascii="Georgia" w:hAnsi="Georgia"/>
+        </w:rPr>
+      </w:pPr>
+    </w:p>
+    <w:p>
+      <w:pPr>
+        <w:pStyle w:val="ListParagraph"/>
+        <w:tabs>
+          <w:tab w:val="left" w:pos="0"/>
+        </w:tabs>
+        <w:rPr>
+          <w:rFonts w:ascii="Georgia" w:hAnsi="Georgia"/>
+        </w:rPr>
+      </w:pPr>
+    </w:p>
+    <w:p>
+      <w:pPr>
+        <w:pStyle w:val="ListParagraph"/>
+        <w:tabs>
+          <w:tab w:val="left" w:pos="0"/>
+        </w:tabs>
+        <w:rPr>
+          <w:rFonts w:ascii="Georgia" w:hAnsi="Georgia"/>
+        </w:rPr>
+      </w:pPr>
+    </w:p>
+    <w:p>
+      <w:pPr>
+        <w:pStyle w:val="ListParagraph"/>
         <w:numPr>
           <w:ilvl w:val="0"/>
           <w:numId w:val="2"/>
@@ -1315,7 +1390,6 @@
           <w:bCs/>
           <w:noProof/>
         </w:rPr>
-        <w:lastRenderedPageBreak/>
         <w:drawing>
           <wp:inline distT="0" distB="0" distL="0" distR="0" wp14:anchorId="3A0443D3" wp14:editId="7F14813F">
             <wp:extent cx="2009775" cy="1042951"/>
@@ -1622,12 +1696,25 @@
           <w:bCs/>
         </w:rPr>
       </w:pPr>
-      <w:r>
-        <w:rPr>
-          <w:rFonts w:ascii="Georgia" w:hAnsi="Georgia"/>
-          <w:b/>
-          <w:bCs/>
-        </w:rPr>
+    </w:p>
+    <w:p>
+      <w:pPr>
+        <w:tabs>
+          <w:tab w:val="left" w:pos="0"/>
+        </w:tabs>
+        <w:rPr>
+          <w:rFonts w:ascii="Georgia" w:hAnsi="Georgia"/>
+          <w:b/>
+          <w:bCs/>
+        </w:rPr>
+      </w:pPr>
+      <w:r>
+        <w:rPr>
+          <w:rFonts w:ascii="Georgia" w:hAnsi="Georgia"/>
+          <w:b/>
+          <w:bCs/>
+        </w:rPr>
+        <w:lastRenderedPageBreak/>
         <w:t>Use Cases:</w:t>
       </w:r>
     </w:p>
@@ -1699,6 +1786,639 @@
           <w:bCs/>
         </w:rPr>
       </w:pPr>
+      <w:r>
+        <w:rPr>
+          <w:rFonts w:ascii="Georgia" w:hAnsi="Georgia"/>
+          <w:b/>
+          <w:bCs/>
+          <w:highlight w:val="yellow"/>
+        </w:rPr>
+        <w:t>Series</w:t>
+      </w:r>
+    </w:p>
+    <w:p>
+      <w:pPr>
+        <w:tabs>
+          <w:tab w:val="left" w:pos="0"/>
+        </w:tabs>
+        <w:rPr>
+          <w:rFonts w:ascii="Georgia" w:hAnsi="Georgia"/>
+        </w:rPr>
+      </w:pPr>
+      <w:r>
+        <w:rPr>
+          <w:rFonts w:ascii="Georgia" w:hAnsi="Georgia"/>
+        </w:rPr>
+        <w:t>Resistor load ke saath line me lagta hai.</w:t>
+      </w:r>
+    </w:p>
+    <w:p>
+      <w:pPr>
+        <w:tabs>
+          <w:tab w:val="left" w:pos="0"/>
+        </w:tabs>
+        <w:rPr>
+          <w:rFonts w:ascii="Georgia" w:hAnsi="Georgia"/>
+        </w:rPr>
+      </w:pPr>
+      <w:r>
+        <w:rPr>
+          <w:rFonts w:ascii="Georgia" w:hAnsi="Georgia"/>
+        </w:rPr>
+        <w:t xml:space="preserve">Current kam karta hai </w:t>
+      </w:r>
+      <w:r>
+        <w:rPr>
+          <w:rFonts w:ascii="Cambria Math" w:hAnsi="Cambria Math" w:cs="Cambria Math"/>
+        </w:rPr>
+        <w:t>⇒</w:t>
+      </w:r>
+      <w:r>
+        <w:rPr>
+          <w:rFonts w:ascii="Georgia" w:hAnsi="Georgia"/>
+        </w:rPr>
+        <w:t xml:space="preserve"> voltage thodi kam kar deta hai.</w:t>
+      </w:r>
+    </w:p>
+    <w:p>
+      <w:pPr>
+        <w:tabs>
+          <w:tab w:val="left" w:pos="0"/>
+        </w:tabs>
+        <w:rPr>
+          <w:rFonts w:ascii="Georgia" w:hAnsi="Georgia"/>
+        </w:rPr>
+      </w:pPr>
+      <w:r>
+        <w:rPr>
+          <w:rFonts w:ascii="Georgia" w:hAnsi="Georgia"/>
+        </w:rPr>
+        <w:t xml:space="preserve">har resistor par </w:t>
+      </w:r>
+      <w:r>
+        <w:rPr>
+          <w:rFonts w:ascii="Georgia" w:hAnsi="Georgia"/>
+          <w:b/>
+          <w:bCs/>
+        </w:rPr>
+        <w:t>alag-alag voltage drop</w:t>
+      </w:r>
+      <w:r>
+        <w:rPr>
+          <w:rFonts w:ascii="Georgia" w:hAnsi="Georgia"/>
+        </w:rPr>
+        <w:t xml:space="preserve"> hota hai.</w:t>
+      </w:r>
+    </w:p>
+    <w:p>
+      <w:pPr>
+        <w:tabs>
+          <w:tab w:val="left" w:pos="0"/>
+        </w:tabs>
+        <w:rPr>
+          <w:rFonts w:ascii="Georgia" w:hAnsi="Georgia"/>
+        </w:rPr>
+      </w:pPr>
+      <w:r>
+        <w:rPr>
+          <w:rFonts w:ascii="Georgia" w:hAnsi="Georgia"/>
+        </w:rPr>
+        <w:drawing>
+          <wp:inline distT="0" distB="0" distL="0" distR="0" wp14:anchorId="3A665E78" wp14:editId="2D46C53B">
+            <wp:extent cx="6548120" cy="751205"/>
+            <wp:effectExtent l="0" t="0" r="5080" b="0"/>
+            <wp:docPr id="10" name="Picture 10"/>
+            <wp:cNvGraphicFramePr>
+              <a:graphicFrameLocks xmlns:a="http://schemas.openxmlformats.org/drawingml/2006/main" noChangeAspect="1"/>
+            </wp:cNvGraphicFramePr>
+            <a:graphic xmlns:a="http://schemas.openxmlformats.org/drawingml/2006/main">
+              <a:graphicData uri="http://schemas.openxmlformats.org/drawingml/2006/picture">
+                <pic:pic xmlns:pic="http://schemas.openxmlformats.org/drawingml/2006/picture">
+                  <pic:nvPicPr>
+                    <pic:cNvPr id="1" name=""/>
+                    <pic:cNvPicPr/>
+                  </pic:nvPicPr>
+                  <pic:blipFill>
+                    <a:blip r:embed="rId13"/>
+                    <a:stretch>
+                      <a:fillRect/>
+                    </a:stretch>
+                  </pic:blipFill>
+                  <pic:spPr>
+                    <a:xfrm>
+                      <a:off x="0" y="0"/>
+                      <a:ext cx="6548120" cy="751205"/>
+                    </a:xfrm>
+                    <a:prstGeom prst="rect">
+                      <a:avLst/>
+                    </a:prstGeom>
+                  </pic:spPr>
+                </pic:pic>
+              </a:graphicData>
+            </a:graphic>
+          </wp:inline>
+        </w:drawing>
+      </w:r>
+    </w:p>
+    <w:p>
+      <w:pPr>
+        <w:tabs>
+          <w:tab w:val="left" w:pos="0"/>
+        </w:tabs>
+        <w:rPr>
+          <w:rFonts w:ascii="Georgia" w:hAnsi="Georgia"/>
+        </w:rPr>
+      </w:pPr>
+      <w:r>
+        <w:rPr>
+          <w:rFonts w:ascii="Georgia" w:hAnsi="Georgia"/>
+        </w:rPr>
+        <w:drawing>
+          <wp:inline distT="0" distB="0" distL="0" distR="0" wp14:anchorId="6D4BC674" wp14:editId="752C9F92">
+            <wp:extent cx="6548120" cy="751205"/>
+            <wp:effectExtent l="0" t="0" r="5080" b="0"/>
+            <wp:docPr id="11" name="Picture 11"/>
+            <wp:cNvGraphicFramePr>
+              <a:graphicFrameLocks xmlns:a="http://schemas.openxmlformats.org/drawingml/2006/main" noChangeAspect="1"/>
+            </wp:cNvGraphicFramePr>
+            <a:graphic xmlns:a="http://schemas.openxmlformats.org/drawingml/2006/main">
+              <a:graphicData uri="http://schemas.openxmlformats.org/drawingml/2006/picture">
+                <pic:pic xmlns:pic="http://schemas.openxmlformats.org/drawingml/2006/picture">
+                  <pic:nvPicPr>
+                    <pic:cNvPr id="1" name=""/>
+                    <pic:cNvPicPr/>
+                  </pic:nvPicPr>
+                  <pic:blipFill>
+                    <a:blip r:embed="rId14"/>
+                    <a:stretch>
+                      <a:fillRect/>
+                    </a:stretch>
+                  </pic:blipFill>
+                  <pic:spPr>
+                    <a:xfrm>
+                      <a:off x="0" y="0"/>
+                      <a:ext cx="6548120" cy="751205"/>
+                    </a:xfrm>
+                    <a:prstGeom prst="rect">
+                      <a:avLst/>
+                    </a:prstGeom>
+                  </pic:spPr>
+                </pic:pic>
+              </a:graphicData>
+            </a:graphic>
+          </wp:inline>
+        </w:drawing>
+      </w:r>
+    </w:p>
+    <w:p>
+      <w:pPr>
+        <w:tabs>
+          <w:tab w:val="left" w:pos="0"/>
+        </w:tabs>
+        <w:rPr>
+          <w:rFonts w:ascii="Georgia" w:hAnsi="Georgia"/>
+          <w:b/>
+          <w:bCs/>
+        </w:rPr>
+      </w:pPr>
+      <w:r>
+        <w:rPr>
+          <w:rFonts w:ascii="Segoe UI Emoji" w:hAnsi="Segoe UI Emoji" w:cs="Segoe UI Emoji"/>
+          <w:b/>
+          <w:bCs/>
+        </w:rPr>
+        <w:t>👉</w:t>
+      </w:r>
+      <w:r>
+        <w:rPr>
+          <w:rFonts w:ascii="Georgia" w:hAnsi="Georgia"/>
+          <w:b/>
+          <w:bCs/>
+        </w:rPr>
+        <w:t xml:space="preserve"> Calculation</w:t>
+      </w:r>
+    </w:p>
+    <w:p>
+      <w:pPr>
+        <w:numPr>
+          <w:ilvl w:val="0"/>
+          <w:numId w:val="5"/>
+        </w:numPr>
+        <w:tabs>
+          <w:tab w:val="left" w:pos="0"/>
+        </w:tabs>
+        <w:rPr>
+          <w:rFonts w:ascii="Georgia" w:hAnsi="Georgia"/>
+        </w:rPr>
+      </w:pPr>
+      <w:r>
+        <w:rPr>
+          <w:rFonts w:ascii="Georgia" w:hAnsi="Georgia"/>
+        </w:rPr>
+        <w:t>Total Resistance = 4 + 2 = 6Ω</w:t>
+      </w:r>
+    </w:p>
+    <w:p>
+      <w:pPr>
+        <w:numPr>
+          <w:ilvl w:val="0"/>
+          <w:numId w:val="5"/>
+        </w:numPr>
+        <w:tabs>
+          <w:tab w:val="left" w:pos="0"/>
+        </w:tabs>
+        <w:rPr>
+          <w:rFonts w:ascii="Georgia" w:hAnsi="Georgia"/>
+        </w:rPr>
+      </w:pPr>
+      <w:r>
+        <w:rPr>
+          <w:rFonts w:ascii="Georgia" w:hAnsi="Georgia"/>
+        </w:rPr>
+        <w:t>Current = V / R = 12 / 6 = 2A</w:t>
+      </w:r>
+      <w:r>
+        <w:rPr>
+          <w:rFonts w:ascii="Georgia" w:hAnsi="Georgia"/>
+        </w:rPr>
+        <w:t xml:space="preserve"> (note -  2no Resister Par current Same rehta hai)</w:t>
+      </w:r>
+    </w:p>
+    <w:p>
+      <w:pPr>
+        <w:tabs>
+          <w:tab w:val="left" w:pos="0"/>
+        </w:tabs>
+        <w:rPr>
+          <w:rFonts w:ascii="Georgia" w:hAnsi="Georgia"/>
+        </w:rPr>
+      </w:pPr>
+      <w:r>
+        <w:rPr>
+          <w:rFonts w:ascii="Georgia" w:hAnsi="Georgia"/>
+          <w:b/>
+          <w:bCs/>
+        </w:rPr>
+        <w:t>Voltage drop:</w:t>
+      </w:r>
+    </w:p>
+    <w:p>
+      <w:pPr>
+        <w:numPr>
+          <w:ilvl w:val="0"/>
+          <w:numId w:val="6"/>
+        </w:numPr>
+        <w:tabs>
+          <w:tab w:val="left" w:pos="0"/>
+        </w:tabs>
+        <w:rPr>
+          <w:rFonts w:ascii="Georgia" w:hAnsi="Georgia"/>
+        </w:rPr>
+      </w:pPr>
+      <w:r>
+        <w:rPr>
+          <w:rFonts w:ascii="Georgia" w:hAnsi="Georgia"/>
+        </w:rPr>
+        <w:t>R1 = 2 × 4 = 8V</w:t>
+      </w:r>
+    </w:p>
+    <w:p>
+      <w:pPr>
+        <w:numPr>
+          <w:ilvl w:val="0"/>
+          <w:numId w:val="6"/>
+        </w:numPr>
+        <w:tabs>
+          <w:tab w:val="left" w:pos="0"/>
+        </w:tabs>
+        <w:rPr>
+          <w:rFonts w:ascii="Georgia" w:hAnsi="Georgia"/>
+        </w:rPr>
+      </w:pPr>
+      <w:r>
+        <w:rPr>
+          <w:rFonts w:ascii="Georgia" w:hAnsi="Georgia"/>
+        </w:rPr>
+        <w:t>R2 = 2 × 2 = 4V</w:t>
+      </w:r>
+    </w:p>
+    <w:p>
+      <w:pPr>
+        <w:tabs>
+          <w:tab w:val="left" w:pos="0"/>
+        </w:tabs>
+        <w:rPr>
+          <w:rFonts w:ascii="Georgia" w:hAnsi="Georgia"/>
+        </w:rPr>
+      </w:pPr>
+      <w:r>
+        <w:rPr>
+          <w:rFonts w:ascii="Segoe UI Symbol" w:hAnsi="Segoe UI Symbol" w:cs="Segoe UI Symbol"/>
+        </w:rPr>
+        <w:t>✔</w:t>
+      </w:r>
+      <w:r>
+        <w:rPr>
+          <w:rFonts w:ascii="Georgia" w:hAnsi="Georgia"/>
+        </w:rPr>
+        <w:t xml:space="preserve"> 8V + 4V = 12V (perfect </w:t>
+      </w:r>
+      <w:r>
+        <w:rPr>
+          <w:rFonts w:ascii="Segoe UI Emoji" w:hAnsi="Segoe UI Emoji" w:cs="Segoe UI Emoji"/>
+        </w:rPr>
+        <w:t>👍</w:t>
+      </w:r>
+      <w:r>
+        <w:rPr>
+          <w:rFonts w:ascii="Georgia" w:hAnsi="Georgia"/>
+        </w:rPr>
+        <w:t>)</w:t>
+      </w:r>
+    </w:p>
+    <w:p>
+      <w:pPr>
+        <w:tabs>
+          <w:tab w:val="left" w:pos="0"/>
+        </w:tabs>
+        <w:rPr>
+          <w:rFonts w:ascii="Georgia" w:hAnsi="Georgia"/>
+        </w:rPr>
+      </w:pPr>
+      <w:r>
+        <w:rPr>
+          <w:rFonts w:ascii="Georgia" w:hAnsi="Georgia"/>
+          <w:b/>
+          <w:bCs/>
+          <w:highlight w:val="yellow"/>
+        </w:rPr>
+        <w:t>Parallel</w:t>
+      </w:r>
+    </w:p>
+    <w:p>
+      <w:pPr>
+        <w:tabs>
+          <w:tab w:val="left" w:pos="0"/>
+        </w:tabs>
+        <w:rPr>
+          <w:rFonts w:ascii="Georgia" w:hAnsi="Georgia"/>
+          <w:b/>
+          <w:bCs/>
+        </w:rPr>
+      </w:pPr>
+      <w:r>
+        <w:rPr>
+          <w:rFonts w:ascii="Georgia" w:hAnsi="Georgia"/>
+          <w:b/>
+          <w:bCs/>
+          <w:noProof/>
+          <w:highlight w:val="yellow"/>
+        </w:rPr>
+        <w:drawing>
+          <wp:inline distT="0" distB="0" distL="0" distR="0" wp14:anchorId="3A55E19C" wp14:editId="0F09305E">
+            <wp:extent cx="2943225" cy="1963648"/>
+            <wp:effectExtent l="0" t="0" r="0" b="0"/>
+            <wp:docPr id="9" name="Picture 9"/>
+            <wp:cNvGraphicFramePr>
+              <a:graphicFrameLocks xmlns:a="http://schemas.openxmlformats.org/drawingml/2006/main" noChangeAspect="1"/>
+            </wp:cNvGraphicFramePr>
+            <a:graphic xmlns:a="http://schemas.openxmlformats.org/drawingml/2006/main">
+              <a:graphicData uri="http://schemas.openxmlformats.org/drawingml/2006/picture">
+                <pic:pic xmlns:pic="http://schemas.openxmlformats.org/drawingml/2006/picture">
+                  <pic:nvPicPr>
+                    <pic:cNvPr id="0" name="Picture 1"/>
+                    <pic:cNvPicPr>
+                      <a:picLocks noChangeAspect="1" noChangeArrowheads="1"/>
+                    </pic:cNvPicPr>
+                  </pic:nvPicPr>
+                  <pic:blipFill>
+                    <a:blip r:embed="rId15" cstate="print">
+                      <a:extLst>
+                        <a:ext uri="{28A0092B-C50C-407E-A947-70E740481C1C}">
+                          <a14:useLocalDpi xmlns:a14="http://schemas.microsoft.com/office/drawing/2010/main" val="0"/>
+                        </a:ext>
+                      </a:extLst>
+                    </a:blip>
+                    <a:srcRect/>
+                    <a:stretch>
+                      <a:fillRect/>
+                    </a:stretch>
+                  </pic:blipFill>
+                  <pic:spPr bwMode="auto">
+                    <a:xfrm>
+                      <a:off x="0" y="0"/>
+                      <a:ext cx="2958085" cy="1973562"/>
+                    </a:xfrm>
+                    <a:prstGeom prst="rect">
+                      <a:avLst/>
+                    </a:prstGeom>
+                    <a:noFill/>
+                    <a:ln>
+                      <a:noFill/>
+                    </a:ln>
+                  </pic:spPr>
+                </pic:pic>
+              </a:graphicData>
+            </a:graphic>
+          </wp:inline>
+        </w:drawing>
+      </w:r>
+    </w:p>
+    <w:p>
+      <w:pPr>
+        <w:tabs>
+          <w:tab w:val="left" w:pos="0"/>
+        </w:tabs>
+        <w:rPr>
+          <w:rFonts w:ascii="Georgia" w:hAnsi="Georgia"/>
+          <w:b/>
+          <w:bCs/>
+        </w:rPr>
+      </w:pPr>
+      <w:r>
+        <w:rPr>
+          <w:rFonts w:ascii="Georgia" w:hAnsi="Georgia"/>
+          <w:b/>
+          <w:bCs/>
+        </w:rPr>
+        <w:t>Ek line me yaad rakhne ka trick</w:t>
+      </w:r>
+    </w:p>
+    <w:p>
+      <w:pPr>
+        <w:numPr>
+          <w:ilvl w:val="0"/>
+          <w:numId w:val="4"/>
+        </w:numPr>
+        <w:tabs>
+          <w:tab w:val="clear" w:pos="720"/>
+          <w:tab w:val="left" w:pos="0"/>
+          <w:tab w:val="num" w:pos="450"/>
+        </w:tabs>
+        <w:ind w:left="360" w:hanging="270"/>
+        <w:rPr>
+          <w:rFonts w:ascii="Georgia" w:hAnsi="Georgia"/>
+        </w:rPr>
+      </w:pPr>
+      <w:r>
+        <w:rPr>
+          <w:rFonts w:ascii="Georgia" w:hAnsi="Georgia"/>
+        </w:rPr>
+        <w:t xml:space="preserve">Series </w:t>
+      </w:r>
+      <w:r>
+        <w:rPr>
+          <w:rFonts w:ascii="Times New Roman" w:hAnsi="Times New Roman" w:cs="Times New Roman"/>
+        </w:rPr>
+        <w:t>→</w:t>
+      </w:r>
+      <w:r>
+        <w:rPr>
+          <w:rFonts w:ascii="Georgia" w:hAnsi="Georgia"/>
+        </w:rPr>
+        <w:t xml:space="preserve"> flow kam</w:t>
+      </w:r>
+    </w:p>
+    <w:p>
+      <w:pPr>
+        <w:numPr>
+          <w:ilvl w:val="0"/>
+          <w:numId w:val="4"/>
+        </w:numPr>
+        <w:tabs>
+          <w:tab w:val="clear" w:pos="720"/>
+          <w:tab w:val="left" w:pos="0"/>
+          <w:tab w:val="num" w:pos="450"/>
+        </w:tabs>
+        <w:ind w:left="360" w:hanging="270"/>
+        <w:rPr>
+          <w:rFonts w:ascii="Georgia" w:hAnsi="Georgia"/>
+        </w:rPr>
+      </w:pPr>
+      <w:r>
+        <w:rPr>
+          <w:rFonts w:ascii="Georgia" w:hAnsi="Georgia"/>
+        </w:rPr>
+        <w:t xml:space="preserve">Parallel </w:t>
+      </w:r>
+      <w:r>
+        <w:rPr>
+          <w:rFonts w:ascii="Times New Roman" w:hAnsi="Times New Roman" w:cs="Times New Roman"/>
+        </w:rPr>
+        <w:t>→</w:t>
+      </w:r>
+      <w:r>
+        <w:rPr>
+          <w:rFonts w:ascii="Georgia" w:hAnsi="Georgia"/>
+        </w:rPr>
+        <w:t xml:space="preserve"> flow zyada</w:t>
+      </w:r>
+    </w:p>
+    <w:p>
+      <w:pPr>
+        <w:numPr>
+          <w:ilvl w:val="0"/>
+          <w:numId w:val="4"/>
+        </w:numPr>
+        <w:tabs>
+          <w:tab w:val="clear" w:pos="720"/>
+          <w:tab w:val="left" w:pos="0"/>
+          <w:tab w:val="num" w:pos="450"/>
+        </w:tabs>
+        <w:ind w:left="360" w:hanging="270"/>
+        <w:rPr>
+          <w:rFonts w:ascii="Georgia" w:hAnsi="Georgia"/>
+        </w:rPr>
+      </w:pPr>
+      <w:r>
+        <w:rPr>
+          <w:rFonts w:ascii="Georgia" w:hAnsi="Georgia"/>
+        </w:rPr>
+        <w:t xml:space="preserve">Voltage Divider </w:t>
+      </w:r>
+      <w:r>
+        <w:rPr>
+          <w:rFonts w:ascii="Times New Roman" w:hAnsi="Times New Roman" w:cs="Times New Roman"/>
+        </w:rPr>
+        <w:t>→</w:t>
+      </w:r>
+      <w:r>
+        <w:rPr>
+          <w:rFonts w:ascii="Georgia" w:hAnsi="Georgia"/>
+        </w:rPr>
+        <w:t xml:space="preserve"> voltage split</w:t>
+      </w:r>
+    </w:p>
+    <w:p>
+      <w:pPr>
+        <w:numPr>
+          <w:ilvl w:val="0"/>
+          <w:numId w:val="4"/>
+        </w:numPr>
+        <w:tabs>
+          <w:tab w:val="clear" w:pos="720"/>
+          <w:tab w:val="left" w:pos="0"/>
+          <w:tab w:val="num" w:pos="450"/>
+        </w:tabs>
+        <w:ind w:left="360" w:hanging="270"/>
+        <w:rPr>
+          <w:rFonts w:ascii="Georgia" w:hAnsi="Georgia"/>
+        </w:rPr>
+      </w:pPr>
+      <w:r>
+        <w:rPr>
+          <w:rFonts w:ascii="Georgia" w:hAnsi="Georgia"/>
+        </w:rPr>
+        <w:t xml:space="preserve">Pull-Up </w:t>
+      </w:r>
+      <w:r>
+        <w:rPr>
+          <w:rFonts w:ascii="Times New Roman" w:hAnsi="Times New Roman" w:cs="Times New Roman"/>
+        </w:rPr>
+        <w:t>→</w:t>
+      </w:r>
+      <w:r>
+        <w:rPr>
+          <w:rFonts w:ascii="Georgia" w:hAnsi="Georgia"/>
+        </w:rPr>
+        <w:t xml:space="preserve"> default HIGH</w:t>
+      </w:r>
+    </w:p>
+    <w:p>
+      <w:pPr>
+        <w:numPr>
+          <w:ilvl w:val="0"/>
+          <w:numId w:val="4"/>
+        </w:numPr>
+        <w:tabs>
+          <w:tab w:val="clear" w:pos="720"/>
+          <w:tab w:val="left" w:pos="0"/>
+          <w:tab w:val="num" w:pos="450"/>
+        </w:tabs>
+        <w:ind w:left="360" w:hanging="270"/>
+        <w:rPr>
+          <w:rFonts w:ascii="Georgia" w:hAnsi="Georgia"/>
+        </w:rPr>
+      </w:pPr>
+      <w:r>
+        <w:rPr>
+          <w:rFonts w:ascii="Georgia" w:hAnsi="Georgia"/>
+        </w:rPr>
+        <w:lastRenderedPageBreak/>
+        <w:t xml:space="preserve">Pull-Down </w:t>
+      </w:r>
+      <w:r>
+        <w:rPr>
+          <w:rFonts w:ascii="Times New Roman" w:hAnsi="Times New Roman" w:cs="Times New Roman"/>
+        </w:rPr>
+        <w:t>→</w:t>
+      </w:r>
+      <w:r>
+        <w:rPr>
+          <w:rFonts w:ascii="Georgia" w:hAnsi="Georgia"/>
+        </w:rPr>
+        <w:t xml:space="preserve"> default LOW</w:t>
+      </w:r>
     </w:p>
     <w:p>
       <w:pPr>
@@ -1723,8 +2443,455 @@
 </file>
 
 <file path=word/numbering.xml><?xml version="1.0" encoding="utf-8"?>
-<w:numbering xmlns:wpc="http://schemas.microsoft.com/office/word/2010/wordprocessingCanvas" xmlns:cx="http://schemas.microsoft.com/office/drawing/2014/chartex" xmlns:cx1="http://schemas.microsoft.com/office/drawing/2015/9/8/chartex" xmlns:cx2="http://schemas.microsoft.com/office/drawing/2015/10/21/chartex" xmlns:cx3="http://schemas.microsoft.com/office/drawing/2016/5/9/chartex" xmlns:cx4="http://schemas.microsoft.com/office/drawing/2016/5/10/chartex" xmlns:cx5="http://schemas.microsoft.com/office/drawing/2016/5/11/chartex" xmlns:cx6="http://schemas.microsoft.com/office/drawing/2016/5/12/chartex" xmlns:cx7="http://schemas.microsoft.com/office/drawing/2016/5/13/chartex" xmlns:cx8="http://schemas.microsoft.com/office/drawing/2016/5/14/chartex" xmlns:mc="http://schemas.openxmlformats.org/markup-compatibility/2006" xmlns:aink="http://schemas.microsoft.com/office/drawing/2016/ink" xmlns:am3d="http://schemas.microsoft.com/office/drawing/2017/model3d" xmlns:o="urn:schemas-microsoft-com:office:office" xmlns:r="http://schemas.openxmlformats.org/officeDocument/2006/relationships" xmlns:m="http://schemas.openxmlformats.org/officeDocument/2006/math" xmlns:v="urn:schemas-microsoft-com:vml" xmlns:wp14="http://schemas.microsoft.com/office/word/2010/wordprocessingDrawing" xmlns:wp="http://schemas.openxmlformats.org/drawingml/2006/wordprocessingDrawing" xmlns:w10="urn:schemas-microsoft-com:office:word" xmlns:w="http://schemas.openxmlformats.org/wordprocessingml/2006/main" xmlns:w14="http://schemas.microsoft.com/office/word/2010/wordml" xmlns:w15="http://schemas.microsoft.com/office/word/2012/wordml" xmlns:w16cex="http://schemas.microsoft.com/office/word/2018/wordml/cex" xmlns:w16cid="http://schemas.microsoft.com/office/word/2016/wordml/cid" xmlns:w16="http://schemas.microsoft.com/office/word/2018/wordml" xmlns:w16sdtdh="http://schemas.microsoft.com/office/word/2020/wordml/sdtdatahash" xmlns:w16se="http://schemas.microsoft.com/office/word/2015/wordml/symex" xmlns:wpg="http://schemas.microsoft.com/office/word/2010/wordprocessingGroup" xmlns:wpi="http://schemas.microsoft.com/office/word/2010/wordprocessingInk" xmlns:wne="http://schemas.microsoft.com/office/word/2006/wordml" xmlns:wps="http://schemas.microsoft.com/office/word/2010/wordprocessingShape" mc:Ignorable="w14 w15 w16se w16cid w16 w16cex w16sdtdh wp14">
+<w:numbering xmlns:wpc="http://schemas.microsoft.com/office/word/2010/wordprocessingCanvas" xmlns:cx="http://schemas.microsoft.com/office/drawing/2014/chartex" xmlns:cx1="http://schemas.microsoft.com/office/drawing/2015/9/8/chartex" xmlns:cx2="http://schemas.microsoft.com/office/drawing/2015/10/21/chartex" xmlns:cx3="http://schemas.microsoft.com/office/drawing/2016/5/9/chartex" xmlns:cx4="http://schemas.microsoft.com/office/drawing/2016/5/10/chartex" xmlns:cx5="http://schemas.microsoft.com/office/drawing/2016/5/11/chartex" xmlns:cx6="http://schemas.microsoft.com/office/drawing/2016/5/12/chartex" xmlns:cx7="http://schemas.microsoft.com/office/drawing/2016/5/13/chartex" xmlns:cx8="http://schemas.microsoft.com/office/drawing/2016/5/14/chartex" xmlns:mc="http://schemas.openxmlformats.org/markup-compatibility/2006" xmlns:aink="http://schemas.microsoft.com/office/drawing/2016/ink" xmlns:am3d="http://schemas.microsoft.com/office/drawing/2017/model3d" xmlns:o="urn:schemas-microsoft-com:office:office" xmlns:oel="http://schemas.microsoft.com/office/2019/extlst" xmlns:r="http://schemas.openxmlformats.org/officeDocument/2006/relationships" xmlns:m="http://schemas.openxmlformats.org/officeDocument/2006/math" xmlns:v="urn:schemas-microsoft-com:vml" xmlns:wp14="http://schemas.microsoft.com/office/word/2010/wordprocessingDrawing" xmlns:wp="http://schemas.openxmlformats.org/drawingml/2006/wordprocessingDrawing" xmlns:w10="urn:schemas-microsoft-com:office:word" xmlns:w="http://schemas.openxmlformats.org/wordprocessingml/2006/main" xmlns:w14="http://schemas.microsoft.com/office/word/2010/wordml" xmlns:w15="http://schemas.microsoft.com/office/word/2012/wordml" xmlns:w16cex="http://schemas.microsoft.com/office/word/2018/wordml/cex" xmlns:w16cid="http://schemas.microsoft.com/office/word/2016/wordml/cid" xmlns:w16="http://schemas.microsoft.com/office/word/2018/wordml" xmlns:w16sdtdh="http://schemas.microsoft.com/office/word/2020/wordml/sdtdatahash" xmlns:w16se="http://schemas.microsoft.com/office/word/2015/wordml/symex" xmlns:wpg="http://schemas.microsoft.com/office/word/2010/wordprocessingGroup" xmlns:wpi="http://schemas.microsoft.com/office/word/2010/wordprocessingInk" xmlns:wne="http://schemas.microsoft.com/office/word/2006/wordml" xmlns:wps="http://schemas.microsoft.com/office/word/2010/wordprocessingShape" mc:Ignorable="w14 w15 w16se w16cid w16 w16cex w16sdtdh wp14">
   <w:abstractNum w:abstractNumId="0" w15:restartNumberingAfterBreak="0">
+    <w:nsid w:val="059F6616"/>
+    <w:multiLevelType w:val="multilevel"/>
+    <w:tmpl w:val="64D222FA"/>
+    <w:lvl w:ilvl="0">
+      <w:start w:val="1"/>
+      <w:numFmt w:val="bullet"/>
+      <w:lvlText w:val=""/>
+      <w:lvlJc w:val="left"/>
+      <w:pPr>
+        <w:tabs>
+          <w:tab w:val="num" w:pos="720"/>
+        </w:tabs>
+        <w:ind w:left="720" w:hanging="360"/>
+      </w:pPr>
+      <w:rPr>
+        <w:rFonts w:ascii="Symbol" w:hAnsi="Symbol" w:hint="default"/>
+        <w:sz w:val="20"/>
+      </w:rPr>
+    </w:lvl>
+    <w:lvl w:ilvl="1" w:tentative="1">
+      <w:start w:val="1"/>
+      <w:numFmt w:val="bullet"/>
+      <w:lvlText w:val="o"/>
+      <w:lvlJc w:val="left"/>
+      <w:pPr>
+        <w:tabs>
+          <w:tab w:val="num" w:pos="1440"/>
+        </w:tabs>
+        <w:ind w:left="1440" w:hanging="360"/>
+      </w:pPr>
+      <w:rPr>
+        <w:rFonts w:ascii="Courier New" w:hAnsi="Courier New" w:hint="default"/>
+        <w:sz w:val="20"/>
+      </w:rPr>
+    </w:lvl>
+    <w:lvl w:ilvl="2" w:tentative="1">
+      <w:start w:val="1"/>
+      <w:numFmt w:val="bullet"/>
+      <w:lvlText w:val=""/>
+      <w:lvlJc w:val="left"/>
+      <w:pPr>
+        <w:tabs>
+          <w:tab w:val="num" w:pos="2160"/>
+        </w:tabs>
+        <w:ind w:left="2160" w:hanging="360"/>
+      </w:pPr>
+      <w:rPr>
+        <w:rFonts w:ascii="Wingdings" w:hAnsi="Wingdings" w:hint="default"/>
+        <w:sz w:val="20"/>
+      </w:rPr>
+    </w:lvl>
+    <w:lvl w:ilvl="3" w:tentative="1">
+      <w:start w:val="1"/>
+      <w:numFmt w:val="bullet"/>
+      <w:lvlText w:val=""/>
+      <w:lvlJc w:val="left"/>
+      <w:pPr>
+        <w:tabs>
+          <w:tab w:val="num" w:pos="2880"/>
+        </w:tabs>
+        <w:ind w:left="2880" w:hanging="360"/>
+      </w:pPr>
+      <w:rPr>
+        <w:rFonts w:ascii="Wingdings" w:hAnsi="Wingdings" w:hint="default"/>
+        <w:sz w:val="20"/>
+      </w:rPr>
+    </w:lvl>
+    <w:lvl w:ilvl="4" w:tentative="1">
+      <w:start w:val="1"/>
+      <w:numFmt w:val="bullet"/>
+      <w:lvlText w:val=""/>
+      <w:lvlJc w:val="left"/>
+      <w:pPr>
+        <w:tabs>
+          <w:tab w:val="num" w:pos="3600"/>
+        </w:tabs>
+        <w:ind w:left="3600" w:hanging="360"/>
+      </w:pPr>
+      <w:rPr>
+        <w:rFonts w:ascii="Wingdings" w:hAnsi="Wingdings" w:hint="default"/>
+        <w:sz w:val="20"/>
+      </w:rPr>
+    </w:lvl>
+    <w:lvl w:ilvl="5" w:tentative="1">
+      <w:start w:val="1"/>
+      <w:numFmt w:val="bullet"/>
+      <w:lvlText w:val=""/>
+      <w:lvlJc w:val="left"/>
+      <w:pPr>
+        <w:tabs>
+          <w:tab w:val="num" w:pos="4320"/>
+        </w:tabs>
+        <w:ind w:left="4320" w:hanging="360"/>
+      </w:pPr>
+      <w:rPr>
+        <w:rFonts w:ascii="Wingdings" w:hAnsi="Wingdings" w:hint="default"/>
+        <w:sz w:val="20"/>
+      </w:rPr>
+    </w:lvl>
+    <w:lvl w:ilvl="6" w:tentative="1">
+      <w:start w:val="1"/>
+      <w:numFmt w:val="bullet"/>
+      <w:lvlText w:val=""/>
+      <w:lvlJc w:val="left"/>
+      <w:pPr>
+        <w:tabs>
+          <w:tab w:val="num" w:pos="5040"/>
+        </w:tabs>
+        <w:ind w:left="5040" w:hanging="360"/>
+      </w:pPr>
+      <w:rPr>
+        <w:rFonts w:ascii="Wingdings" w:hAnsi="Wingdings" w:hint="default"/>
+        <w:sz w:val="20"/>
+      </w:rPr>
+    </w:lvl>
+    <w:lvl w:ilvl="7" w:tentative="1">
+      <w:start w:val="1"/>
+      <w:numFmt w:val="bullet"/>
+      <w:lvlText w:val=""/>
+      <w:lvlJc w:val="left"/>
+      <w:pPr>
+        <w:tabs>
+          <w:tab w:val="num" w:pos="5760"/>
+        </w:tabs>
+        <w:ind w:left="5760" w:hanging="360"/>
+      </w:pPr>
+      <w:rPr>
+        <w:rFonts w:ascii="Wingdings" w:hAnsi="Wingdings" w:hint="default"/>
+        <w:sz w:val="20"/>
+      </w:rPr>
+    </w:lvl>
+    <w:lvl w:ilvl="8" w:tentative="1">
+      <w:start w:val="1"/>
+      <w:numFmt w:val="bullet"/>
+      <w:lvlText w:val=""/>
+      <w:lvlJc w:val="left"/>
+      <w:pPr>
+        <w:tabs>
+          <w:tab w:val="num" w:pos="6480"/>
+        </w:tabs>
+        <w:ind w:left="6480" w:hanging="360"/>
+      </w:pPr>
+      <w:rPr>
+        <w:rFonts w:ascii="Wingdings" w:hAnsi="Wingdings" w:hint="default"/>
+        <w:sz w:val="20"/>
+      </w:rPr>
+    </w:lvl>
+  </w:abstractNum>
+  <w:abstractNum w:abstractNumId="1" w15:restartNumberingAfterBreak="0">
+    <w:nsid w:val="39342D52"/>
+    <w:multiLevelType w:val="multilevel"/>
+    <w:tmpl w:val="C8A84A4A"/>
+    <w:lvl w:ilvl="0">
+      <w:start w:val="1"/>
+      <w:numFmt w:val="bullet"/>
+      <w:lvlText w:val=""/>
+      <w:lvlJc w:val="left"/>
+      <w:pPr>
+        <w:tabs>
+          <w:tab w:val="num" w:pos="720"/>
+        </w:tabs>
+        <w:ind w:left="720" w:hanging="360"/>
+      </w:pPr>
+      <w:rPr>
+        <w:rFonts w:ascii="Symbol" w:hAnsi="Symbol" w:hint="default"/>
+        <w:sz w:val="20"/>
+      </w:rPr>
+    </w:lvl>
+    <w:lvl w:ilvl="1" w:tentative="1">
+      <w:start w:val="1"/>
+      <w:numFmt w:val="bullet"/>
+      <w:lvlText w:val="o"/>
+      <w:lvlJc w:val="left"/>
+      <w:pPr>
+        <w:tabs>
+          <w:tab w:val="num" w:pos="1440"/>
+        </w:tabs>
+        <w:ind w:left="1440" w:hanging="360"/>
+      </w:pPr>
+      <w:rPr>
+        <w:rFonts w:ascii="Courier New" w:hAnsi="Courier New" w:hint="default"/>
+        <w:sz w:val="20"/>
+      </w:rPr>
+    </w:lvl>
+    <w:lvl w:ilvl="2" w:tentative="1">
+      <w:start w:val="1"/>
+      <w:numFmt w:val="bullet"/>
+      <w:lvlText w:val=""/>
+      <w:lvlJc w:val="left"/>
+      <w:pPr>
+        <w:tabs>
+          <w:tab w:val="num" w:pos="2160"/>
+        </w:tabs>
+        <w:ind w:left="2160" w:hanging="360"/>
+      </w:pPr>
+      <w:rPr>
+        <w:rFonts w:ascii="Wingdings" w:hAnsi="Wingdings" w:hint="default"/>
+        <w:sz w:val="20"/>
+      </w:rPr>
+    </w:lvl>
+    <w:lvl w:ilvl="3" w:tentative="1">
+      <w:start w:val="1"/>
+      <w:numFmt w:val="bullet"/>
+      <w:lvlText w:val=""/>
+      <w:lvlJc w:val="left"/>
+      <w:pPr>
+        <w:tabs>
+          <w:tab w:val="num" w:pos="2880"/>
+        </w:tabs>
+        <w:ind w:left="2880" w:hanging="360"/>
+      </w:pPr>
+      <w:rPr>
+        <w:rFonts w:ascii="Wingdings" w:hAnsi="Wingdings" w:hint="default"/>
+        <w:sz w:val="20"/>
+      </w:rPr>
+    </w:lvl>
+    <w:lvl w:ilvl="4" w:tentative="1">
+      <w:start w:val="1"/>
+      <w:numFmt w:val="bullet"/>
+      <w:lvlText w:val=""/>
+      <w:lvlJc w:val="left"/>
+      <w:pPr>
+        <w:tabs>
+          <w:tab w:val="num" w:pos="3600"/>
+        </w:tabs>
+        <w:ind w:left="3600" w:hanging="360"/>
+      </w:pPr>
+      <w:rPr>
+        <w:rFonts w:ascii="Wingdings" w:hAnsi="Wingdings" w:hint="default"/>
+        <w:sz w:val="20"/>
+      </w:rPr>
+    </w:lvl>
+    <w:lvl w:ilvl="5" w:tentative="1">
+      <w:start w:val="1"/>
+      <w:numFmt w:val="bullet"/>
+      <w:lvlText w:val=""/>
+      <w:lvlJc w:val="left"/>
+      <w:pPr>
+        <w:tabs>
+          <w:tab w:val="num" w:pos="4320"/>
+        </w:tabs>
+        <w:ind w:left="4320" w:hanging="360"/>
+      </w:pPr>
+      <w:rPr>
+        <w:rFonts w:ascii="Wingdings" w:hAnsi="Wingdings" w:hint="default"/>
+        <w:sz w:val="20"/>
+      </w:rPr>
+    </w:lvl>
+    <w:lvl w:ilvl="6" w:tentative="1">
+      <w:start w:val="1"/>
+      <w:numFmt w:val="bullet"/>
+      <w:lvlText w:val=""/>
+      <w:lvlJc w:val="left"/>
+      <w:pPr>
+        <w:tabs>
+          <w:tab w:val="num" w:pos="5040"/>
+        </w:tabs>
+        <w:ind w:left="5040" w:hanging="360"/>
+      </w:pPr>
+      <w:rPr>
+        <w:rFonts w:ascii="Wingdings" w:hAnsi="Wingdings" w:hint="default"/>
+        <w:sz w:val="20"/>
+      </w:rPr>
+    </w:lvl>
+    <w:lvl w:ilvl="7" w:tentative="1">
+      <w:start w:val="1"/>
+      <w:numFmt w:val="bullet"/>
+      <w:lvlText w:val=""/>
+      <w:lvlJc w:val="left"/>
+      <w:pPr>
+        <w:tabs>
+          <w:tab w:val="num" w:pos="5760"/>
+        </w:tabs>
+        <w:ind w:left="5760" w:hanging="360"/>
+      </w:pPr>
+      <w:rPr>
+        <w:rFonts w:ascii="Wingdings" w:hAnsi="Wingdings" w:hint="default"/>
+        <w:sz w:val="20"/>
+      </w:rPr>
+    </w:lvl>
+    <w:lvl w:ilvl="8" w:tentative="1">
+      <w:start w:val="1"/>
+      <w:numFmt w:val="bullet"/>
+      <w:lvlText w:val=""/>
+      <w:lvlJc w:val="left"/>
+      <w:pPr>
+        <w:tabs>
+          <w:tab w:val="num" w:pos="6480"/>
+        </w:tabs>
+        <w:ind w:left="6480" w:hanging="360"/>
+      </w:pPr>
+      <w:rPr>
+        <w:rFonts w:ascii="Wingdings" w:hAnsi="Wingdings" w:hint="default"/>
+        <w:sz w:val="20"/>
+      </w:rPr>
+    </w:lvl>
+  </w:abstractNum>
+  <w:abstractNum w:abstractNumId="2" w15:restartNumberingAfterBreak="0">
+    <w:nsid w:val="3B3C1A00"/>
+    <w:multiLevelType w:val="multilevel"/>
+    <w:tmpl w:val="5A68D192"/>
+    <w:lvl w:ilvl="0">
+      <w:start w:val="1"/>
+      <w:numFmt w:val="bullet"/>
+      <w:lvlText w:val=""/>
+      <w:lvlJc w:val="left"/>
+      <w:pPr>
+        <w:tabs>
+          <w:tab w:val="num" w:pos="720"/>
+        </w:tabs>
+        <w:ind w:left="720" w:hanging="360"/>
+      </w:pPr>
+      <w:rPr>
+        <w:rFonts w:ascii="Symbol" w:hAnsi="Symbol" w:hint="default"/>
+        <w:sz w:val="20"/>
+      </w:rPr>
+    </w:lvl>
+    <w:lvl w:ilvl="1" w:tentative="1">
+      <w:start w:val="1"/>
+      <w:numFmt w:val="bullet"/>
+      <w:lvlText w:val="o"/>
+      <w:lvlJc w:val="left"/>
+      <w:pPr>
+        <w:tabs>
+          <w:tab w:val="num" w:pos="1440"/>
+        </w:tabs>
+        <w:ind w:left="1440" w:hanging="360"/>
+      </w:pPr>
+      <w:rPr>
+        <w:rFonts w:ascii="Courier New" w:hAnsi="Courier New" w:hint="default"/>
+        <w:sz w:val="20"/>
+      </w:rPr>
+    </w:lvl>
+    <w:lvl w:ilvl="2" w:tentative="1">
+      <w:start w:val="1"/>
+      <w:numFmt w:val="bullet"/>
+      <w:lvlText w:val=""/>
+      <w:lvlJc w:val="left"/>
+      <w:pPr>
+        <w:tabs>
+          <w:tab w:val="num" w:pos="2160"/>
+        </w:tabs>
+        <w:ind w:left="2160" w:hanging="360"/>
+      </w:pPr>
+      <w:rPr>
+        <w:rFonts w:ascii="Wingdings" w:hAnsi="Wingdings" w:hint="default"/>
+        <w:sz w:val="20"/>
+      </w:rPr>
+    </w:lvl>
+    <w:lvl w:ilvl="3" w:tentative="1">
+      <w:start w:val="1"/>
+      <w:numFmt w:val="bullet"/>
+      <w:lvlText w:val=""/>
+      <w:lvlJc w:val="left"/>
+      <w:pPr>
+        <w:tabs>
+          <w:tab w:val="num" w:pos="2880"/>
+        </w:tabs>
+        <w:ind w:left="2880" w:hanging="360"/>
+      </w:pPr>
+      <w:rPr>
+        <w:rFonts w:ascii="Wingdings" w:hAnsi="Wingdings" w:hint="default"/>
+        <w:sz w:val="20"/>
+      </w:rPr>
+    </w:lvl>
+    <w:lvl w:ilvl="4" w:tentative="1">
+      <w:start w:val="1"/>
+      <w:numFmt w:val="bullet"/>
+      <w:lvlText w:val=""/>
+      <w:lvlJc w:val="left"/>
+      <w:pPr>
+        <w:tabs>
+          <w:tab w:val="num" w:pos="3600"/>
+        </w:tabs>
+        <w:ind w:left="3600" w:hanging="360"/>
+      </w:pPr>
+      <w:rPr>
+        <w:rFonts w:ascii="Wingdings" w:hAnsi="Wingdings" w:hint="default"/>
+        <w:sz w:val="20"/>
+      </w:rPr>
+    </w:lvl>
+    <w:lvl w:ilvl="5" w:tentative="1">
+      <w:start w:val="1"/>
+      <w:numFmt w:val="bullet"/>
+      <w:lvlText w:val=""/>
+      <w:lvlJc w:val="left"/>
+      <w:pPr>
+        <w:tabs>
+          <w:tab w:val="num" w:pos="4320"/>
+        </w:tabs>
+        <w:ind w:left="4320" w:hanging="360"/>
+      </w:pPr>
+      <w:rPr>
+        <w:rFonts w:ascii="Wingdings" w:hAnsi="Wingdings" w:hint="default"/>
+        <w:sz w:val="20"/>
+      </w:rPr>
+    </w:lvl>
+    <w:lvl w:ilvl="6" w:tentative="1">
+      <w:start w:val="1"/>
+      <w:numFmt w:val="bullet"/>
+      <w:lvlText w:val=""/>
+      <w:lvlJc w:val="left"/>
+      <w:pPr>
+        <w:tabs>
+          <w:tab w:val="num" w:pos="5040"/>
+        </w:tabs>
+        <w:ind w:left="5040" w:hanging="360"/>
+      </w:pPr>
+      <w:rPr>
+        <w:rFonts w:ascii="Wingdings" w:hAnsi="Wingdings" w:hint="default"/>
+        <w:sz w:val="20"/>
+      </w:rPr>
+    </w:lvl>
+    <w:lvl w:ilvl="7" w:tentative="1">
+      <w:start w:val="1"/>
+      <w:numFmt w:val="bullet"/>
+      <w:lvlText w:val=""/>
+      <w:lvlJc w:val="left"/>
+      <w:pPr>
+        <w:tabs>
+          <w:tab w:val="num" w:pos="5760"/>
+        </w:tabs>
+        <w:ind w:left="5760" w:hanging="360"/>
+      </w:pPr>
+      <w:rPr>
+        <w:rFonts w:ascii="Wingdings" w:hAnsi="Wingdings" w:hint="default"/>
+        <w:sz w:val="20"/>
+      </w:rPr>
+    </w:lvl>
+    <w:lvl w:ilvl="8" w:tentative="1">
+      <w:start w:val="1"/>
+      <w:numFmt w:val="bullet"/>
+      <w:lvlText w:val=""/>
+      <w:lvlJc w:val="left"/>
+      <w:pPr>
+        <w:tabs>
+          <w:tab w:val="num" w:pos="6480"/>
+        </w:tabs>
+        <w:ind w:left="6480" w:hanging="360"/>
+      </w:pPr>
+      <w:rPr>
+        <w:rFonts w:ascii="Wingdings" w:hAnsi="Wingdings" w:hint="default"/>
+        <w:sz w:val="20"/>
+      </w:rPr>
+    </w:lvl>
+  </w:abstractNum>
+  <w:abstractNum w:abstractNumId="3" w15:restartNumberingAfterBreak="0">
     <w:nsid w:val="3C956F3D"/>
     <w:multiLevelType w:val="hybridMultilevel"/>
     <w:tmpl w:val="55484352"/>
@@ -1813,7 +2980,7 @@
       </w:pPr>
     </w:lvl>
   </w:abstractNum>
-  <w:abstractNum w:abstractNumId="1" w15:restartNumberingAfterBreak="0">
+  <w:abstractNum w:abstractNumId="4" w15:restartNumberingAfterBreak="0">
     <w:nsid w:val="4629500C"/>
     <w:multiLevelType w:val="hybridMultilevel"/>
     <w:tmpl w:val="46FECA94"/>
@@ -1902,7 +3069,7 @@
       </w:pPr>
     </w:lvl>
   </w:abstractNum>
-  <w:abstractNum w:abstractNumId="2" w15:restartNumberingAfterBreak="0">
+  <w:abstractNum w:abstractNumId="5" w15:restartNumberingAfterBreak="0">
     <w:nsid w:val="5BF03E26"/>
     <w:multiLevelType w:val="multilevel"/>
     <w:tmpl w:val="09960AAC"/>
@@ -2051,14 +3218,23 @@
       </w:rPr>
     </w:lvl>
   </w:abstractNum>
-  <w:num w:numId="1">
-    <w:abstractNumId w:val="0"/>
+  <w:num w:numId="1" w16cid:durableId="595213369">
+    <w:abstractNumId w:val="3"/>
   </w:num>
-  <w:num w:numId="2">
+  <w:num w:numId="2" w16cid:durableId="209464554">
+    <w:abstractNumId w:val="4"/>
+  </w:num>
+  <w:num w:numId="3" w16cid:durableId="978920548">
+    <w:abstractNumId w:val="5"/>
+  </w:num>
+  <w:num w:numId="4" w16cid:durableId="609894990">
     <w:abstractNumId w:val="1"/>
   </w:num>
-  <w:num w:numId="3">
+  <w:num w:numId="5" w16cid:durableId="1201283140">
     <w:abstractNumId w:val="2"/>
+  </w:num>
+  <w:num w:numId="6" w16cid:durableId="375617787">
+    <w:abstractNumId w:val="0"/>
   </w:num>
 </w:numbering>
 </file>
@@ -2466,7 +3642,6 @@
   <w:style w:type="character" w:default="1" w:styleId="DefaultParagraphFont">
     <w:name w:val="Default Paragraph Font"/>
     <w:uiPriority w:val="1"/>
-    <w:semiHidden/>
     <w:unhideWhenUsed/>
   </w:style>
   <w:style w:type="table" w:default="1" w:styleId="TableNormal">
@@ -2559,6 +3734,29 @@
       <w:rFonts w:ascii="Courier New" w:eastAsia="Times New Roman" w:hAnsi="Courier New" w:cs="Courier New"/>
       <w:sz w:val="20"/>
       <w:szCs w:val="20"/>
+    </w:rPr>
+  </w:style>
+  <w:style w:type="character" w:styleId="Hyperlink">
+    <w:name w:val="Hyperlink"/>
+    <w:basedOn w:val="DefaultParagraphFont"/>
+    <w:uiPriority w:val="99"/>
+    <w:unhideWhenUsed/>
+    <w:rsid w:val="00291E73"/>
+    <w:rPr>
+      <w:color w:val="0563C1" w:themeColor="hyperlink"/>
+      <w:u w:val="single"/>
+    </w:rPr>
+  </w:style>
+  <w:style w:type="character" w:styleId="UnresolvedMention">
+    <w:name w:val="Unresolved Mention"/>
+    <w:basedOn w:val="DefaultParagraphFont"/>
+    <w:uiPriority w:val="99"/>
+    <w:semiHidden/>
+    <w:unhideWhenUsed/>
+    <w:rsid w:val="00291E73"/>
+    <w:rPr>
+      <w:color w:val="605E5C"/>
+      <w:shd w:val="clear" w:color="auto" w:fill="E1DFDD"/>
     </w:rPr>
   </w:style>
 </w:styles>

--- a/Laptops/4- Resistor.docx
+++ b/Laptops/4- Resistor.docx
@@ -1,6 +1,6 @@
 
 <file path=word/document.xml><?xml version="1.0" encoding="utf-8"?>
-<w:document xmlns:wpc="http://schemas.microsoft.com/office/word/2010/wordprocessingCanvas" xmlns:cx="http://schemas.microsoft.com/office/drawing/2014/chartex" xmlns:cx1="http://schemas.microsoft.com/office/drawing/2015/9/8/chartex" xmlns:cx2="http://schemas.microsoft.com/office/drawing/2015/10/21/chartex" xmlns:cx3="http://schemas.microsoft.com/office/drawing/2016/5/9/chartex" xmlns:cx4="http://schemas.microsoft.com/office/drawing/2016/5/10/chartex" xmlns:cx5="http://schemas.microsoft.com/office/drawing/2016/5/11/chartex" xmlns:cx6="http://schemas.microsoft.com/office/drawing/2016/5/12/chartex" xmlns:cx7="http://schemas.microsoft.com/office/drawing/2016/5/13/chartex" xmlns:cx8="http://schemas.microsoft.com/office/drawing/2016/5/14/chartex" xmlns:mc="http://schemas.openxmlformats.org/markup-compatibility/2006" xmlns:aink="http://schemas.microsoft.com/office/drawing/2016/ink" xmlns:am3d="http://schemas.microsoft.com/office/drawing/2017/model3d" xmlns:o="urn:schemas-microsoft-com:office:office" xmlns:oel="http://schemas.microsoft.com/office/2019/extlst" xmlns:r="http://schemas.openxmlformats.org/officeDocument/2006/relationships" xmlns:m="http://schemas.openxmlformats.org/officeDocument/2006/math" xmlns:v="urn:schemas-microsoft-com:vml" xmlns:wp14="http://schemas.microsoft.com/office/word/2010/wordprocessingDrawing" xmlns:wp="http://schemas.openxmlformats.org/drawingml/2006/wordprocessingDrawing" xmlns:w10="urn:schemas-microsoft-com:office:word" xmlns:w="http://schemas.openxmlformats.org/wordprocessingml/2006/main" xmlns:w14="http://schemas.microsoft.com/office/word/2010/wordml" xmlns:w15="http://schemas.microsoft.com/office/word/2012/wordml" xmlns:w16cex="http://schemas.microsoft.com/office/word/2018/wordml/cex" xmlns:w16cid="http://schemas.microsoft.com/office/word/2016/wordml/cid" xmlns:w16="http://schemas.microsoft.com/office/word/2018/wordml" xmlns:w16sdtdh="http://schemas.microsoft.com/office/word/2020/wordml/sdtdatahash" xmlns:w16se="http://schemas.microsoft.com/office/word/2015/wordml/symex" xmlns:wpg="http://schemas.microsoft.com/office/word/2010/wordprocessingGroup" xmlns:wpi="http://schemas.microsoft.com/office/word/2010/wordprocessingInk" xmlns:wne="http://schemas.microsoft.com/office/word/2006/wordml" xmlns:wps="http://schemas.microsoft.com/office/word/2010/wordprocessingShape" mc:Ignorable="w14 w15 w16se w16cid w16 w16cex w16sdtdh wp14">
+<w:document xmlns:wpc="http://schemas.microsoft.com/office/word/2010/wordprocessingCanvas" xmlns:cx="http://schemas.microsoft.com/office/drawing/2014/chartex" xmlns:cx1="http://schemas.microsoft.com/office/drawing/2015/9/8/chartex" xmlns:cx2="http://schemas.microsoft.com/office/drawing/2015/10/21/chartex" xmlns:cx3="http://schemas.microsoft.com/office/drawing/2016/5/9/chartex" xmlns:cx4="http://schemas.microsoft.com/office/drawing/2016/5/10/chartex" xmlns:cx5="http://schemas.microsoft.com/office/drawing/2016/5/11/chartex" xmlns:cx6="http://schemas.microsoft.com/office/drawing/2016/5/12/chartex" xmlns:cx7="http://schemas.microsoft.com/office/drawing/2016/5/13/chartex" xmlns:cx8="http://schemas.microsoft.com/office/drawing/2016/5/14/chartex" xmlns:mc="http://schemas.openxmlformats.org/markup-compatibility/2006" xmlns:aink="http://schemas.microsoft.com/office/drawing/2016/ink" xmlns:am3d="http://schemas.microsoft.com/office/drawing/2017/model3d" xmlns:o="urn:schemas-microsoft-com:office:office" xmlns:r="http://schemas.openxmlformats.org/officeDocument/2006/relationships" xmlns:m="http://schemas.openxmlformats.org/officeDocument/2006/math" xmlns:v="urn:schemas-microsoft-com:vml" xmlns:wp14="http://schemas.microsoft.com/office/word/2010/wordprocessingDrawing" xmlns:wp="http://schemas.openxmlformats.org/drawingml/2006/wordprocessingDrawing" xmlns:w10="urn:schemas-microsoft-com:office:word" xmlns:w="http://schemas.openxmlformats.org/wordprocessingml/2006/main" xmlns:w14="http://schemas.microsoft.com/office/word/2010/wordml" xmlns:w15="http://schemas.microsoft.com/office/word/2012/wordml" xmlns:w16cex="http://schemas.microsoft.com/office/word/2018/wordml/cex" xmlns:w16cid="http://schemas.microsoft.com/office/word/2016/wordml/cid" xmlns:w16="http://schemas.microsoft.com/office/word/2018/wordml" xmlns:w16sdtdh="http://schemas.microsoft.com/office/word/2020/wordml/sdtdatahash" xmlns:w16se="http://schemas.microsoft.com/office/word/2015/wordml/symex" xmlns:wpg="http://schemas.microsoft.com/office/word/2010/wordprocessingGroup" xmlns:wpi="http://schemas.microsoft.com/office/word/2010/wordprocessingInk" xmlns:wne="http://schemas.microsoft.com/office/word/2006/wordml" xmlns:wps="http://schemas.microsoft.com/office/word/2010/wordprocessingShape" mc:Ignorable="w14 w15 w16se w16cid w16 w16cex w16sdtdh wp14">
   <w:body>
     <w:p>
       <w:pPr>
@@ -37,7 +37,19 @@
         <w:rPr>
           <w:rStyle w:val="Strong"/>
         </w:rPr>
-        <w:t>Resistor ek basic electronic component hai jo current (electron flow) ko control / limit karta hai.</w:t>
+        <w:t xml:space="preserve">Resistor ek basic electronic component hai jo current (electron flow) ko </w:t>
+      </w:r>
+      <w:r>
+        <w:rPr>
+          <w:rStyle w:val="Strong"/>
+        </w:rPr>
+        <w:t>control/limit</w:t>
+      </w:r>
+      <w:r>
+        <w:rPr>
+          <w:rStyle w:val="Strong"/>
+        </w:rPr>
+        <w:t xml:space="preserve"> karta hai.</w:t>
       </w:r>
       <w:r>
         <w:br/>
@@ -482,19 +494,7 @@
         <w:rPr>
           <w:rFonts w:ascii="Georgia" w:hAnsi="Georgia"/>
         </w:rPr>
-        <w:t xml:space="preserve">, </w:t>
-      </w:r>
-      <w:r>
-        <w:rPr>
-          <w:rFonts w:ascii="Georgia" w:hAnsi="Georgia"/>
-        </w:rPr>
-        <w:t>RP</w:t>
-      </w:r>
-      <w:r>
-        <w:rPr>
-          <w:rFonts w:ascii="Georgia" w:hAnsi="Georgia"/>
-        </w:rPr>
-        <w:t xml:space="preserve">, </w:t>
+        <w:t xml:space="preserve">, RP, </w:t>
       </w:r>
       <w:r>
         <w:rPr>
@@ -670,20 +670,20 @@
           <w:b/>
           <w:bCs/>
         </w:rPr>
+        <w:t xml:space="preserve">Real Shape </w:t>
+      </w:r>
+    </w:p>
+    <w:p>
+      <w:pPr>
+        <w:rPr>
+          <w:rFonts w:ascii="Georgia" w:hAnsi="Georgia"/>
+        </w:rPr>
+      </w:pPr>
+      <w:r>
+        <w:rPr>
+          <w:rFonts w:ascii="Georgia" w:hAnsi="Georgia"/>
+        </w:rPr>
         <w:lastRenderedPageBreak/>
-        <w:t xml:space="preserve">Real Shape </w:t>
-      </w:r>
-    </w:p>
-    <w:p>
-      <w:pPr>
-        <w:rPr>
-          <w:rFonts w:ascii="Georgia" w:hAnsi="Georgia"/>
-        </w:rPr>
-      </w:pPr>
-      <w:r>
-        <w:rPr>
-          <w:rFonts w:ascii="Georgia" w:hAnsi="Georgia"/>
-        </w:rPr>
         <w:t xml:space="preserve">Two types of resistors </w:t>
       </w:r>
     </w:p>
@@ -1355,6 +1355,7 @@
           <w:b/>
           <w:bCs/>
         </w:rPr>
+        <w:lastRenderedPageBreak/>
         <w:t>Denoting RN</w:t>
       </w:r>
     </w:p>
@@ -1714,85 +1715,85 @@
           <w:b/>
           <w:bCs/>
         </w:rPr>
+        <w:t>Use Cases:</w:t>
+      </w:r>
+    </w:p>
+    <w:p>
+      <w:pPr>
+        <w:tabs>
+          <w:tab w:val="left" w:pos="0"/>
+        </w:tabs>
+        <w:rPr>
+          <w:rFonts w:ascii="Georgia" w:hAnsi="Georgia"/>
+          <w:b/>
+          <w:bCs/>
+        </w:rPr>
+      </w:pPr>
+      <w:r>
+        <w:rPr>
+          <w:rFonts w:ascii="Georgia" w:hAnsi="Georgia"/>
+          <w:b/>
+          <w:bCs/>
+          <w:highlight w:val="yellow"/>
+        </w:rPr>
+        <w:t xml:space="preserve">Series, </w:t>
+      </w:r>
+      <w:r>
+        <w:rPr>
+          <w:rFonts w:ascii="Georgia" w:hAnsi="Georgia"/>
+          <w:b/>
+          <w:bCs/>
+          <w:highlight w:val="yellow"/>
+        </w:rPr>
+        <w:t>Parallel</w:t>
+      </w:r>
+      <w:r>
+        <w:rPr>
+          <w:rFonts w:ascii="Georgia" w:hAnsi="Georgia"/>
+          <w:b/>
+          <w:bCs/>
+          <w:highlight w:val="yellow"/>
+        </w:rPr>
+        <w:t xml:space="preserve">, voltage </w:t>
+      </w:r>
+      <w:r>
+        <w:rPr>
+          <w:rFonts w:ascii="Georgia" w:hAnsi="Georgia"/>
+          <w:b/>
+          <w:bCs/>
+          <w:highlight w:val="yellow"/>
+        </w:rPr>
+        <w:t>Divided</w:t>
+      </w:r>
+      <w:r>
+        <w:rPr>
+          <w:rFonts w:ascii="Georgia" w:hAnsi="Georgia"/>
+          <w:b/>
+          <w:bCs/>
+          <w:highlight w:val="yellow"/>
+        </w:rPr>
+        <w:t>, Pull-Up and Pull-Down</w:t>
+      </w:r>
+    </w:p>
+    <w:p>
+      <w:pPr>
+        <w:tabs>
+          <w:tab w:val="left" w:pos="0"/>
+        </w:tabs>
+        <w:rPr>
+          <w:rFonts w:ascii="Georgia" w:hAnsi="Georgia"/>
+          <w:b/>
+          <w:bCs/>
+        </w:rPr>
+      </w:pPr>
+      <w:r>
+        <w:rPr>
+          <w:rFonts w:ascii="Georgia" w:hAnsi="Georgia"/>
+          <w:b/>
+          <w:bCs/>
+          <w:highlight w:val="yellow"/>
+        </w:rPr>
         <w:lastRenderedPageBreak/>
-        <w:t>Use Cases:</w:t>
-      </w:r>
-    </w:p>
-    <w:p>
-      <w:pPr>
-        <w:tabs>
-          <w:tab w:val="left" w:pos="0"/>
-        </w:tabs>
-        <w:rPr>
-          <w:rFonts w:ascii="Georgia" w:hAnsi="Georgia"/>
-          <w:b/>
-          <w:bCs/>
-        </w:rPr>
-      </w:pPr>
-      <w:r>
-        <w:rPr>
-          <w:rFonts w:ascii="Georgia" w:hAnsi="Georgia"/>
-          <w:b/>
-          <w:bCs/>
-          <w:highlight w:val="yellow"/>
-        </w:rPr>
-        <w:t xml:space="preserve">Series, </w:t>
-      </w:r>
-      <w:r>
-        <w:rPr>
-          <w:rFonts w:ascii="Georgia" w:hAnsi="Georgia"/>
-          <w:b/>
-          <w:bCs/>
-          <w:highlight w:val="yellow"/>
-        </w:rPr>
-        <w:t>Parallel</w:t>
-      </w:r>
-      <w:r>
-        <w:rPr>
-          <w:rFonts w:ascii="Georgia" w:hAnsi="Georgia"/>
-          <w:b/>
-          <w:bCs/>
-          <w:highlight w:val="yellow"/>
-        </w:rPr>
-        <w:t xml:space="preserve">, voltage </w:t>
-      </w:r>
-      <w:r>
-        <w:rPr>
-          <w:rFonts w:ascii="Georgia" w:hAnsi="Georgia"/>
-          <w:b/>
-          <w:bCs/>
-          <w:highlight w:val="yellow"/>
-        </w:rPr>
-        <w:t>Divided</w:t>
-      </w:r>
-      <w:r>
-        <w:rPr>
-          <w:rFonts w:ascii="Georgia" w:hAnsi="Georgia"/>
-          <w:b/>
-          <w:bCs/>
-          <w:highlight w:val="yellow"/>
-        </w:rPr>
-        <w:t>, Pull-Up and Pull-Down</w:t>
-      </w:r>
-    </w:p>
-    <w:p>
-      <w:pPr>
-        <w:tabs>
-          <w:tab w:val="left" w:pos="0"/>
-        </w:tabs>
-        <w:rPr>
-          <w:rFonts w:ascii="Georgia" w:hAnsi="Georgia"/>
-          <w:b/>
-          <w:bCs/>
-        </w:rPr>
-      </w:pPr>
-      <w:r>
-        <w:rPr>
-          <w:rFonts w:ascii="Georgia" w:hAnsi="Georgia"/>
-          <w:b/>
-          <w:bCs/>
-          <w:highlight w:val="yellow"/>
-        </w:rPr>
         <w:t>Series</w:t>
       </w:r>
     </w:p>
@@ -1882,6 +1883,7 @@
       <w:r>
         <w:rPr>
           <w:rFonts w:ascii="Georgia" w:hAnsi="Georgia"/>
+          <w:noProof/>
         </w:rPr>
         <w:drawing>
           <wp:inline distT="0" distB="0" distL="0" distR="0" wp14:anchorId="3A665E78" wp14:editId="2D46C53B">
@@ -1932,6 +1934,7 @@
       <w:r>
         <w:rPr>
           <w:rFonts w:ascii="Georgia" w:hAnsi="Georgia"/>
+          <w:noProof/>
         </w:rPr>
         <w:drawing>
           <wp:inline distT="0" distB="0" distL="0" distR="0" wp14:anchorId="6D4BC674" wp14:editId="752C9F92">
@@ -2404,7 +2407,6 @@
         <w:rPr>
           <w:rFonts w:ascii="Georgia" w:hAnsi="Georgia"/>
         </w:rPr>
-        <w:lastRenderedPageBreak/>
         <w:t xml:space="preserve">Pull-Down </w:t>
       </w:r>
       <w:r>
@@ -2434,7 +2436,7 @@
     </w:p>
     <w:sectPr>
       <w:pgSz w:w="12240" w:h="15840"/>
-      <w:pgMar w:top="964" w:right="964" w:bottom="540" w:left="964" w:header="720" w:footer="720" w:gutter="0"/>
+      <w:pgMar w:top="964" w:right="964" w:bottom="360" w:left="964" w:header="720" w:footer="720" w:gutter="0"/>
       <w:cols w:space="720"/>
       <w:docGrid w:linePitch="360"/>
     </w:sectPr>
@@ -2443,7 +2445,7 @@
 </file>
 
 <file path=word/numbering.xml><?xml version="1.0" encoding="utf-8"?>
-<w:numbering xmlns:wpc="http://schemas.microsoft.com/office/word/2010/wordprocessingCanvas" xmlns:cx="http://schemas.microsoft.com/office/drawing/2014/chartex" xmlns:cx1="http://schemas.microsoft.com/office/drawing/2015/9/8/chartex" xmlns:cx2="http://schemas.microsoft.com/office/drawing/2015/10/21/chartex" xmlns:cx3="http://schemas.microsoft.com/office/drawing/2016/5/9/chartex" xmlns:cx4="http://schemas.microsoft.com/office/drawing/2016/5/10/chartex" xmlns:cx5="http://schemas.microsoft.com/office/drawing/2016/5/11/chartex" xmlns:cx6="http://schemas.microsoft.com/office/drawing/2016/5/12/chartex" xmlns:cx7="http://schemas.microsoft.com/office/drawing/2016/5/13/chartex" xmlns:cx8="http://schemas.microsoft.com/office/drawing/2016/5/14/chartex" xmlns:mc="http://schemas.openxmlformats.org/markup-compatibility/2006" xmlns:aink="http://schemas.microsoft.com/office/drawing/2016/ink" xmlns:am3d="http://schemas.microsoft.com/office/drawing/2017/model3d" xmlns:o="urn:schemas-microsoft-com:office:office" xmlns:oel="http://schemas.microsoft.com/office/2019/extlst" xmlns:r="http://schemas.openxmlformats.org/officeDocument/2006/relationships" xmlns:m="http://schemas.openxmlformats.org/officeDocument/2006/math" xmlns:v="urn:schemas-microsoft-com:vml" xmlns:wp14="http://schemas.microsoft.com/office/word/2010/wordprocessingDrawing" xmlns:wp="http://schemas.openxmlformats.org/drawingml/2006/wordprocessingDrawing" xmlns:w10="urn:schemas-microsoft-com:office:word" xmlns:w="http://schemas.openxmlformats.org/wordprocessingml/2006/main" xmlns:w14="http://schemas.microsoft.com/office/word/2010/wordml" xmlns:w15="http://schemas.microsoft.com/office/word/2012/wordml" xmlns:w16cex="http://schemas.microsoft.com/office/word/2018/wordml/cex" xmlns:w16cid="http://schemas.microsoft.com/office/word/2016/wordml/cid" xmlns:w16="http://schemas.microsoft.com/office/word/2018/wordml" xmlns:w16sdtdh="http://schemas.microsoft.com/office/word/2020/wordml/sdtdatahash" xmlns:w16se="http://schemas.microsoft.com/office/word/2015/wordml/symex" xmlns:wpg="http://schemas.microsoft.com/office/word/2010/wordprocessingGroup" xmlns:wpi="http://schemas.microsoft.com/office/word/2010/wordprocessingInk" xmlns:wne="http://schemas.microsoft.com/office/word/2006/wordml" xmlns:wps="http://schemas.microsoft.com/office/word/2010/wordprocessingShape" mc:Ignorable="w14 w15 w16se w16cid w16 w16cex w16sdtdh wp14">
+<w:numbering xmlns:wpc="http://schemas.microsoft.com/office/word/2010/wordprocessingCanvas" xmlns:cx="http://schemas.microsoft.com/office/drawing/2014/chartex" xmlns:cx1="http://schemas.microsoft.com/office/drawing/2015/9/8/chartex" xmlns:cx2="http://schemas.microsoft.com/office/drawing/2015/10/21/chartex" xmlns:cx3="http://schemas.microsoft.com/office/drawing/2016/5/9/chartex" xmlns:cx4="http://schemas.microsoft.com/office/drawing/2016/5/10/chartex" xmlns:cx5="http://schemas.microsoft.com/office/drawing/2016/5/11/chartex" xmlns:cx6="http://schemas.microsoft.com/office/drawing/2016/5/12/chartex" xmlns:cx7="http://schemas.microsoft.com/office/drawing/2016/5/13/chartex" xmlns:cx8="http://schemas.microsoft.com/office/drawing/2016/5/14/chartex" xmlns:mc="http://schemas.openxmlformats.org/markup-compatibility/2006" xmlns:aink="http://schemas.microsoft.com/office/drawing/2016/ink" xmlns:am3d="http://schemas.microsoft.com/office/drawing/2017/model3d" xmlns:o="urn:schemas-microsoft-com:office:office" xmlns:r="http://schemas.openxmlformats.org/officeDocument/2006/relationships" xmlns:m="http://schemas.openxmlformats.org/officeDocument/2006/math" xmlns:v="urn:schemas-microsoft-com:vml" xmlns:wp14="http://schemas.microsoft.com/office/word/2010/wordprocessingDrawing" xmlns:wp="http://schemas.openxmlformats.org/drawingml/2006/wordprocessingDrawing" xmlns:w10="urn:schemas-microsoft-com:office:word" xmlns:w="http://schemas.openxmlformats.org/wordprocessingml/2006/main" xmlns:w14="http://schemas.microsoft.com/office/word/2010/wordml" xmlns:w15="http://schemas.microsoft.com/office/word/2012/wordml" xmlns:w16cex="http://schemas.microsoft.com/office/word/2018/wordml/cex" xmlns:w16cid="http://schemas.microsoft.com/office/word/2016/wordml/cid" xmlns:w16="http://schemas.microsoft.com/office/word/2018/wordml" xmlns:w16sdtdh="http://schemas.microsoft.com/office/word/2020/wordml/sdtdatahash" xmlns:w16se="http://schemas.microsoft.com/office/word/2015/wordml/symex" xmlns:wpg="http://schemas.microsoft.com/office/word/2010/wordprocessingGroup" xmlns:wpi="http://schemas.microsoft.com/office/word/2010/wordprocessingInk" xmlns:wne="http://schemas.microsoft.com/office/word/2006/wordml" xmlns:wps="http://schemas.microsoft.com/office/word/2010/wordprocessingShape" mc:Ignorable="w14 w15 w16se w16cid w16 w16cex w16sdtdh wp14">
   <w:abstractNum w:abstractNumId="0" w15:restartNumberingAfterBreak="0">
     <w:nsid w:val="059F6616"/>
     <w:multiLevelType w:val="multilevel"/>
@@ -3218,22 +3220,22 @@
       </w:rPr>
     </w:lvl>
   </w:abstractNum>
-  <w:num w:numId="1" w16cid:durableId="595213369">
+  <w:num w:numId="1">
     <w:abstractNumId w:val="3"/>
   </w:num>
-  <w:num w:numId="2" w16cid:durableId="209464554">
+  <w:num w:numId="2">
     <w:abstractNumId w:val="4"/>
   </w:num>
-  <w:num w:numId="3" w16cid:durableId="978920548">
+  <w:num w:numId="3">
     <w:abstractNumId w:val="5"/>
   </w:num>
-  <w:num w:numId="4" w16cid:durableId="609894990">
+  <w:num w:numId="4">
     <w:abstractNumId w:val="1"/>
   </w:num>
-  <w:num w:numId="5" w16cid:durableId="1201283140">
+  <w:num w:numId="5">
     <w:abstractNumId w:val="2"/>
   </w:num>
-  <w:num w:numId="6" w16cid:durableId="375617787">
+  <w:num w:numId="6">
     <w:abstractNumId w:val="0"/>
   </w:num>
 </w:numbering>
@@ -3642,6 +3644,7 @@
   <w:style w:type="character" w:default="1" w:styleId="DefaultParagraphFont">
     <w:name w:val="Default Paragraph Font"/>
     <w:uiPriority w:val="1"/>
+    <w:semiHidden/>
     <w:unhideWhenUsed/>
   </w:style>
   <w:style w:type="table" w:default="1" w:styleId="TableNormal">

--- a/Laptops/4- Resistor.docx
+++ b/Laptops/4- Resistor.docx
@@ -482,19 +482,7 @@
         <w:rPr>
           <w:rFonts w:ascii="Georgia" w:hAnsi="Georgia"/>
         </w:rPr>
-        <w:t xml:space="preserve">, </w:t>
-      </w:r>
-      <w:r>
-        <w:rPr>
-          <w:rFonts w:ascii="Georgia" w:hAnsi="Georgia"/>
-        </w:rPr>
-        <w:t>RP</w:t>
-      </w:r>
-      <w:r>
-        <w:rPr>
-          <w:rFonts w:ascii="Georgia" w:hAnsi="Georgia"/>
-        </w:rPr>
-        <w:t xml:space="preserve">, </w:t>
+        <w:t xml:space="preserve">, RP, </w:t>
       </w:r>
       <w:r>
         <w:rPr>
@@ -1882,6 +1870,7 @@
       <w:r>
         <w:rPr>
           <w:rFonts w:ascii="Georgia" w:hAnsi="Georgia"/>
+          <w:noProof/>
         </w:rPr>
         <w:drawing>
           <wp:inline distT="0" distB="0" distL="0" distR="0" wp14:anchorId="3A665E78" wp14:editId="2D46C53B">
@@ -1932,6 +1921,7 @@
       <w:r>
         <w:rPr>
           <w:rFonts w:ascii="Georgia" w:hAnsi="Georgia"/>
+          <w:noProof/>
         </w:rPr>
         <w:drawing>
           <wp:inline distT="0" distB="0" distL="0" distR="0" wp14:anchorId="6D4BC674" wp14:editId="752C9F92">
@@ -2041,7 +2031,27 @@
         <w:rPr>
           <w:rFonts w:ascii="Georgia" w:hAnsi="Georgia"/>
         </w:rPr>
-        <w:t xml:space="preserve"> (note -  2no Resister Par current Same rehta hai)</w:t>
+        <w:t xml:space="preserve"> (</w:t>
+      </w:r>
+      <w:r>
+        <w:rPr>
+          <w:rFonts w:ascii="Georgia" w:hAnsi="Georgia"/>
+          <w:highlight w:val="yellow"/>
+        </w:rPr>
+        <w:t>Series me</w:t>
+      </w:r>
+      <w:r>
+        <w:rPr>
+          <w:rFonts w:ascii="Georgia" w:hAnsi="Georgia"/>
+          <w:highlight w:val="yellow"/>
+        </w:rPr>
+        <w:t xml:space="preserve"> -  2no Resister Par current Same rehta hai</w:t>
+      </w:r>
+      <w:r>
+        <w:rPr>
+          <w:rFonts w:ascii="Georgia" w:hAnsi="Georgia"/>
+        </w:rPr>
+        <w:t>)</w:t>
       </w:r>
     </w:p>
     <w:p>
@@ -3642,6 +3652,7 @@
   <w:style w:type="character" w:default="1" w:styleId="DefaultParagraphFont">
     <w:name w:val="Default Paragraph Font"/>
     <w:uiPriority w:val="1"/>
+    <w:semiHidden/>
     <w:unhideWhenUsed/>
   </w:style>
   <w:style w:type="table" w:default="1" w:styleId="TableNormal">

--- a/Laptops/4- Resistor.docx
+++ b/Laptops/4- Resistor.docx
@@ -2441,6 +2441,75 @@
           <w:bCs/>
         </w:rPr>
       </w:pPr>
+      <w:r>
+        <w:rPr>
+          <w:rFonts w:ascii="Georgia" w:hAnsi="Georgia"/>
+          <w:b/>
+          <w:bCs/>
+          <w:highlight w:val="yellow"/>
+        </w:rPr>
+        <w:t>Testing</w:t>
+      </w:r>
+    </w:p>
+    <w:p>
+      <w:pPr>
+        <w:tabs>
+          <w:tab w:val="left" w:pos="0"/>
+        </w:tabs>
+        <w:rPr>
+          <w:rFonts w:ascii="Georgia" w:hAnsi="Georgia"/>
+        </w:rPr>
+      </w:pPr>
+      <w:r>
+        <w:rPr>
+          <w:rFonts w:ascii="Georgia" w:hAnsi="Georgia"/>
+        </w:rPr>
+        <w:t xml:space="preserve">Mode Resistor </w:t>
+      </w:r>
+    </w:p>
+    <w:p>
+      <w:pPr>
+        <w:tabs>
+          <w:tab w:val="left" w:pos="0"/>
+        </w:tabs>
+        <w:rPr>
+          <w:rFonts w:ascii="Georgia" w:hAnsi="Georgia"/>
+        </w:rPr>
+      </w:pPr>
+      <w:r>
+        <w:rPr>
+          <w:rFonts w:ascii="Georgia" w:hAnsi="Georgia"/>
+        </w:rPr>
+        <w:t xml:space="preserve">OK Condition – </w:t>
+      </w:r>
+      <w:r>
+        <w:rPr>
+          <w:rFonts w:ascii="Georgia" w:hAnsi="Georgia"/>
+        </w:rPr>
+        <w:t xml:space="preserve">Resistor ke </w:t>
+      </w:r>
+      <w:r>
+        <w:rPr>
+          <w:rFonts w:ascii="Georgia" w:hAnsi="Georgia"/>
+        </w:rPr>
+        <w:t>dono side se same value batana chahiye</w:t>
+      </w:r>
+    </w:p>
+    <w:p>
+      <w:pPr>
+        <w:tabs>
+          <w:tab w:val="left" w:pos="0"/>
+        </w:tabs>
+        <w:rPr>
+          <w:rFonts w:ascii="Georgia" w:hAnsi="Georgia"/>
+        </w:rPr>
+      </w:pPr>
+      <w:r>
+        <w:rPr>
+          <w:rFonts w:ascii="Georgia" w:hAnsi="Georgia"/>
+        </w:rPr>
+        <w:t>Resistor both side value should be same, if there is difference in value then resistor in bad condition</w:t>
+      </w:r>
     </w:p>
     <w:sectPr>
       <w:pgSz w:w="12240" w:h="15840"/>

--- a/Laptops/4- Resistor.docx
+++ b/Laptops/4- Resistor.docx
@@ -37,7 +37,20 @@
         <w:rPr>
           <w:rStyle w:val="Strong"/>
         </w:rPr>
-        <w:t>Resistor ek basic electronic component hai jo current (electron flow) ko control / limit karta hai.</w:t>
+        <w:t xml:space="preserve">Resistor ek basic electronic component hai jo </w:t>
+      </w:r>
+      <w:r>
+        <w:rPr>
+          <w:rStyle w:val="Strong"/>
+          <w:highlight w:val="green"/>
+        </w:rPr>
+        <w:t>current</w:t>
+      </w:r>
+      <w:r>
+        <w:rPr>
+          <w:rStyle w:val="Strong"/>
+        </w:rPr>
+        <w:t xml:space="preserve"> (electron flow) ko control / limit karta hai.</w:t>
       </w:r>
       <w:r>
         <w:br/>
@@ -361,6 +374,148 @@
       </w:r>
     </w:p>
     <w:p>
+      <w:pPr>
+        <w:spacing w:before="100" w:beforeAutospacing="1" w:after="100" w:afterAutospacing="1" w:line="240" w:lineRule="auto"/>
+        <w:rPr>
+          <w:rFonts w:ascii="Times New Roman" w:eastAsia="Times New Roman" w:hAnsi="Times New Roman" w:cs="Times New Roman"/>
+          <w:sz w:val="24"/>
+          <w:szCs w:val="24"/>
+        </w:rPr>
+      </w:pPr>
+      <w:r>
+        <w:rPr>
+          <w:rFonts w:ascii="Times New Roman" w:eastAsia="Times New Roman" w:hAnsi="Times New Roman" w:cs="Times New Roman"/>
+          <w:noProof/>
+          <w:sz w:val="24"/>
+          <w:szCs w:val="24"/>
+        </w:rPr>
+        <w:drawing>
+          <wp:inline distT="0" distB="0" distL="0" distR="0" wp14:anchorId="332BB722" wp14:editId="6C45C83D">
+            <wp:extent cx="6543675" cy="1238250"/>
+            <wp:effectExtent l="0" t="0" r="9525" b="0"/>
+            <wp:docPr id="12" name="Picture 12"/>
+            <wp:cNvGraphicFramePr>
+              <a:graphicFrameLocks xmlns:a="http://schemas.openxmlformats.org/drawingml/2006/main" noChangeAspect="1"/>
+            </wp:cNvGraphicFramePr>
+            <a:graphic xmlns:a="http://schemas.openxmlformats.org/drawingml/2006/main">
+              <a:graphicData uri="http://schemas.openxmlformats.org/drawingml/2006/picture">
+                <pic:pic xmlns:pic="http://schemas.openxmlformats.org/drawingml/2006/picture">
+                  <pic:nvPicPr>
+                    <pic:cNvPr id="0" name="Picture 1"/>
+                    <pic:cNvPicPr>
+                      <a:picLocks noChangeAspect="1" noChangeArrowheads="1"/>
+                    </pic:cNvPicPr>
+                  </pic:nvPicPr>
+                  <pic:blipFill>
+                    <a:blip r:embed="rId6">
+                      <a:extLst>
+                        <a:ext uri="{28A0092B-C50C-407E-A947-70E740481C1C}">
+                          <a14:useLocalDpi xmlns:a14="http://schemas.microsoft.com/office/drawing/2010/main" val="0"/>
+                        </a:ext>
+                      </a:extLst>
+                    </a:blip>
+                    <a:srcRect/>
+                    <a:stretch>
+                      <a:fillRect/>
+                    </a:stretch>
+                  </pic:blipFill>
+                  <pic:spPr bwMode="auto">
+                    <a:xfrm>
+                      <a:off x="0" y="0"/>
+                      <a:ext cx="6543675" cy="1238250"/>
+                    </a:xfrm>
+                    <a:prstGeom prst="rect">
+                      <a:avLst/>
+                    </a:prstGeom>
+                    <a:noFill/>
+                    <a:ln>
+                      <a:noFill/>
+                    </a:ln>
+                  </pic:spPr>
+                </pic:pic>
+              </a:graphicData>
+            </a:graphic>
+          </wp:inline>
+        </w:drawing>
+      </w:r>
+    </w:p>
+    <w:p>
+      <w:pPr>
+        <w:spacing w:before="100" w:beforeAutospacing="1" w:after="100" w:afterAutospacing="1" w:line="240" w:lineRule="auto"/>
+        <w:rPr>
+          <w:rFonts w:ascii="Times New Roman" w:eastAsia="Times New Roman" w:hAnsi="Times New Roman" w:cs="Times New Roman"/>
+          <w:sz w:val="24"/>
+          <w:szCs w:val="24"/>
+        </w:rPr>
+      </w:pPr>
+      <w:r>
+        <w:rPr>
+          <w:rFonts w:ascii="Times New Roman" w:eastAsia="Times New Roman" w:hAnsi="Times New Roman" w:cs="Times New Roman"/>
+          <w:sz w:val="24"/>
+          <w:szCs w:val="24"/>
+        </w:rPr>
+        <w:t>Use Cases</w:t>
+      </w:r>
+      <w:r>
+        <w:rPr>
+          <w:rFonts w:ascii="Times New Roman" w:eastAsia="Times New Roman" w:hAnsi="Times New Roman" w:cs="Times New Roman"/>
+          <w:sz w:val="24"/>
+          <w:szCs w:val="24"/>
+        </w:rPr>
+        <w:t xml:space="preserve"> (1)</w:t>
+      </w:r>
+      <w:r>
+        <w:rPr>
+          <w:rFonts w:ascii="Times New Roman" w:eastAsia="Times New Roman" w:hAnsi="Times New Roman" w:cs="Times New Roman"/>
+          <w:sz w:val="24"/>
+          <w:szCs w:val="24"/>
+        </w:rPr>
+        <w:t>– to limit current, as a fuse, as a protection</w:t>
+      </w:r>
+    </w:p>
+    <w:p>
+      <w:pPr>
+        <w:spacing w:before="100" w:beforeAutospacing="1" w:after="100" w:afterAutospacing="1" w:line="240" w:lineRule="auto"/>
+        <w:rPr>
+          <w:rFonts w:ascii="Times New Roman" w:eastAsia="Times New Roman" w:hAnsi="Times New Roman" w:cs="Times New Roman"/>
+          <w:sz w:val="24"/>
+          <w:szCs w:val="24"/>
+        </w:rPr>
+      </w:pPr>
+      <w:r>
+        <w:rPr>
+          <w:rFonts w:ascii="Times New Roman" w:eastAsia="Times New Roman" w:hAnsi="Times New Roman" w:cs="Times New Roman"/>
+          <w:sz w:val="24"/>
+          <w:szCs w:val="24"/>
+        </w:rPr>
+        <w:t>(</w:t>
+      </w:r>
+      <w:r>
+        <w:rPr>
+          <w:rFonts w:ascii="Times New Roman" w:eastAsia="Times New Roman" w:hAnsi="Times New Roman" w:cs="Times New Roman"/>
+          <w:sz w:val="24"/>
+          <w:szCs w:val="24"/>
+        </w:rPr>
+        <w:t xml:space="preserve">2- </w:t>
+      </w:r>
+      <w:r>
+        <w:rPr>
+          <w:rFonts w:ascii="Times New Roman" w:eastAsia="Times New Roman" w:hAnsi="Times New Roman" w:cs="Times New Roman"/>
+          <w:sz w:val="24"/>
+          <w:szCs w:val="24"/>
+        </w:rPr>
+        <w:t>Votage Devider)</w:t>
+      </w:r>
+      <w:r>
+        <w:rPr>
+          <w:rFonts w:ascii="Times New Roman" w:eastAsia="Times New Roman" w:hAnsi="Times New Roman" w:cs="Times New Roman"/>
+          <w:sz w:val="24"/>
+          <w:szCs w:val="24"/>
+        </w:rPr>
+        <w:t xml:space="preserve"> (3- Pull up)</w:t>
+      </w:r>
+    </w:p>
+    <w:p>
       <w:r>
         <w:rPr>
           <w:rStyle w:val="Strong"/>
@@ -523,6 +678,7 @@
           <w:bCs/>
           <w:noProof/>
         </w:rPr>
+        <w:lastRenderedPageBreak/>
         <w:drawing>
           <wp:inline distT="0" distB="0" distL="0" distR="0" wp14:anchorId="532C56D8" wp14:editId="1779F041">
             <wp:extent cx="2228850" cy="594360"/>
@@ -541,7 +697,7 @@
                     </pic:cNvPicPr>
                   </pic:nvPicPr>
                   <pic:blipFill>
-                    <a:blip r:embed="rId6">
+                    <a:blip r:embed="rId7">
                       <a:extLst>
                         <a:ext uri="{28A0092B-C50C-407E-A947-70E740481C1C}">
                           <a14:useLocalDpi xmlns:a14="http://schemas.microsoft.com/office/drawing/2010/main" val="0"/>
@@ -658,7 +814,6 @@
           <w:b/>
           <w:bCs/>
         </w:rPr>
-        <w:lastRenderedPageBreak/>
         <w:t xml:space="preserve">Real Shape </w:t>
       </w:r>
     </w:p>
@@ -819,7 +974,7 @@
                     </pic:cNvPicPr>
                   </pic:nvPicPr>
                   <pic:blipFill>
-                    <a:blip r:embed="rId7">
+                    <a:blip r:embed="rId8">
                       <a:extLst>
                         <a:ext uri="{28A0092B-C50C-407E-A947-70E740481C1C}">
                           <a14:useLocalDpi xmlns:a14="http://schemas.microsoft.com/office/drawing/2010/main" val="0"/>
@@ -953,7 +1108,7 @@
                     </pic:cNvPicPr>
                   </pic:nvPicPr>
                   <pic:blipFill>
-                    <a:blip r:embed="rId8" cstate="print">
+                    <a:blip r:embed="rId9" cstate="print">
                       <a:extLst>
                         <a:ext uri="{28A0092B-C50C-407E-A947-70E740481C1C}">
                           <a14:useLocalDpi xmlns:a14="http://schemas.microsoft.com/office/drawing/2010/main" val="0"/>
@@ -1103,6 +1258,7 @@
           <w:rFonts w:ascii="Georgia" w:hAnsi="Georgia"/>
           <w:noProof/>
         </w:rPr>
+        <w:lastRenderedPageBreak/>
         <w:drawing>
           <wp:inline distT="0" distB="0" distL="0" distR="0" wp14:anchorId="4B9CD208" wp14:editId="5A56B871">
             <wp:extent cx="3114675" cy="1754555"/>
@@ -1121,7 +1277,7 @@
                     </pic:cNvPicPr>
                   </pic:nvPicPr>
                   <pic:blipFill>
-                    <a:blip r:embed="rId9" cstate="print">
+                    <a:blip r:embed="rId10" cstate="print">
                       <a:extLst>
                         <a:ext uri="{28A0092B-C50C-407E-A947-70E740481C1C}">
                           <a14:useLocalDpi xmlns:a14="http://schemas.microsoft.com/office/drawing/2010/main" val="0"/>
@@ -1396,7 +1552,7 @@
                     </pic:cNvPicPr>
                   </pic:nvPicPr>
                   <pic:blipFill>
-                    <a:blip r:embed="rId10">
+                    <a:blip r:embed="rId11">
                       <a:extLst>
                         <a:ext uri="{28A0092B-C50C-407E-A947-70E740481C1C}">
                           <a14:useLocalDpi xmlns:a14="http://schemas.microsoft.com/office/drawing/2010/main" val="0"/>
@@ -1497,7 +1653,7 @@
                     </pic:cNvPicPr>
                   </pic:nvPicPr>
                   <pic:blipFill>
-                    <a:blip r:embed="rId11">
+                    <a:blip r:embed="rId12">
                       <a:extLst>
                         <a:ext uri="{28A0092B-C50C-407E-A947-70E740481C1C}">
                           <a14:useLocalDpi xmlns:a14="http://schemas.microsoft.com/office/drawing/2010/main" val="0"/>
@@ -1558,6 +1714,7 @@
           <w:b/>
           <w:bCs/>
         </w:rPr>
+        <w:lastRenderedPageBreak/>
         <w:t xml:space="preserve"> </w:t>
       </w:r>
     </w:p>
@@ -1641,7 +1798,7 @@
                     </pic:cNvPicPr>
                   </pic:nvPicPr>
                   <pic:blipFill>
-                    <a:blip r:embed="rId12">
+                    <a:blip r:embed="rId13">
                       <a:extLst>
                         <a:ext uri="{28A0092B-C50C-407E-A947-70E740481C1C}">
                           <a14:useLocalDpi xmlns:a14="http://schemas.microsoft.com/office/drawing/2010/main" val="0"/>
@@ -1702,7 +1859,6 @@
           <w:b/>
           <w:bCs/>
         </w:rPr>
-        <w:lastRenderedPageBreak/>
         <w:t>Use Cases:</w:t>
       </w:r>
     </w:p>
@@ -1877,57 +2033,6 @@
             <wp:extent cx="6548120" cy="751205"/>
             <wp:effectExtent l="0" t="0" r="5080" b="0"/>
             <wp:docPr id="10" name="Picture 10"/>
-            <wp:cNvGraphicFramePr>
-              <a:graphicFrameLocks xmlns:a="http://schemas.openxmlformats.org/drawingml/2006/main" noChangeAspect="1"/>
-            </wp:cNvGraphicFramePr>
-            <a:graphic xmlns:a="http://schemas.openxmlformats.org/drawingml/2006/main">
-              <a:graphicData uri="http://schemas.openxmlformats.org/drawingml/2006/picture">
-                <pic:pic xmlns:pic="http://schemas.openxmlformats.org/drawingml/2006/picture">
-                  <pic:nvPicPr>
-                    <pic:cNvPr id="1" name=""/>
-                    <pic:cNvPicPr/>
-                  </pic:nvPicPr>
-                  <pic:blipFill>
-                    <a:blip r:embed="rId13"/>
-                    <a:stretch>
-                      <a:fillRect/>
-                    </a:stretch>
-                  </pic:blipFill>
-                  <pic:spPr>
-                    <a:xfrm>
-                      <a:off x="0" y="0"/>
-                      <a:ext cx="6548120" cy="751205"/>
-                    </a:xfrm>
-                    <a:prstGeom prst="rect">
-                      <a:avLst/>
-                    </a:prstGeom>
-                  </pic:spPr>
-                </pic:pic>
-              </a:graphicData>
-            </a:graphic>
-          </wp:inline>
-        </w:drawing>
-      </w:r>
-    </w:p>
-    <w:p>
-      <w:pPr>
-        <w:tabs>
-          <w:tab w:val="left" w:pos="0"/>
-        </w:tabs>
-        <w:rPr>
-          <w:rFonts w:ascii="Georgia" w:hAnsi="Georgia"/>
-        </w:rPr>
-      </w:pPr>
-      <w:r>
-        <w:rPr>
-          <w:rFonts w:ascii="Georgia" w:hAnsi="Georgia"/>
-          <w:noProof/>
-        </w:rPr>
-        <w:drawing>
-          <wp:inline distT="0" distB="0" distL="0" distR="0" wp14:anchorId="6D4BC674" wp14:editId="752C9F92">
-            <wp:extent cx="6548120" cy="751205"/>
-            <wp:effectExtent l="0" t="0" r="5080" b="0"/>
-            <wp:docPr id="11" name="Picture 11"/>
             <wp:cNvGraphicFramePr>
               <a:graphicFrameLocks xmlns:a="http://schemas.openxmlformats.org/drawingml/2006/main" noChangeAspect="1"/>
             </wp:cNvGraphicFramePr>
@@ -1967,6 +2072,57 @@
         </w:tabs>
         <w:rPr>
           <w:rFonts w:ascii="Georgia" w:hAnsi="Georgia"/>
+        </w:rPr>
+      </w:pPr>
+      <w:r>
+        <w:rPr>
+          <w:rFonts w:ascii="Georgia" w:hAnsi="Georgia"/>
+          <w:noProof/>
+        </w:rPr>
+        <w:drawing>
+          <wp:inline distT="0" distB="0" distL="0" distR="0" wp14:anchorId="6D4BC674" wp14:editId="752C9F92">
+            <wp:extent cx="6548120" cy="751205"/>
+            <wp:effectExtent l="0" t="0" r="5080" b="0"/>
+            <wp:docPr id="11" name="Picture 11"/>
+            <wp:cNvGraphicFramePr>
+              <a:graphicFrameLocks xmlns:a="http://schemas.openxmlformats.org/drawingml/2006/main" noChangeAspect="1"/>
+            </wp:cNvGraphicFramePr>
+            <a:graphic xmlns:a="http://schemas.openxmlformats.org/drawingml/2006/main">
+              <a:graphicData uri="http://schemas.openxmlformats.org/drawingml/2006/picture">
+                <pic:pic xmlns:pic="http://schemas.openxmlformats.org/drawingml/2006/picture">
+                  <pic:nvPicPr>
+                    <pic:cNvPr id="1" name=""/>
+                    <pic:cNvPicPr/>
+                  </pic:nvPicPr>
+                  <pic:blipFill>
+                    <a:blip r:embed="rId15"/>
+                    <a:stretch>
+                      <a:fillRect/>
+                    </a:stretch>
+                  </pic:blipFill>
+                  <pic:spPr>
+                    <a:xfrm>
+                      <a:off x="0" y="0"/>
+                      <a:ext cx="6548120" cy="751205"/>
+                    </a:xfrm>
+                    <a:prstGeom prst="rect">
+                      <a:avLst/>
+                    </a:prstGeom>
+                  </pic:spPr>
+                </pic:pic>
+              </a:graphicData>
+            </a:graphic>
+          </wp:inline>
+        </w:drawing>
+      </w:r>
+    </w:p>
+    <w:p>
+      <w:pPr>
+        <w:tabs>
+          <w:tab w:val="left" w:pos="0"/>
+        </w:tabs>
+        <w:rPr>
+          <w:rFonts w:ascii="Georgia" w:hAnsi="Georgia"/>
           <w:b/>
           <w:bCs/>
         </w:rPr>
@@ -2184,6 +2340,7 @@
           <w:noProof/>
           <w:highlight w:val="yellow"/>
         </w:rPr>
+        <w:lastRenderedPageBreak/>
         <w:drawing>
           <wp:inline distT="0" distB="0" distL="0" distR="0" wp14:anchorId="3A55E19C" wp14:editId="0F09305E">
             <wp:extent cx="2943225" cy="1963648"/>
@@ -2202,7 +2359,7 @@
                     </pic:cNvPicPr>
                   </pic:nvPicPr>
                   <pic:blipFill>
-                    <a:blip r:embed="rId15" cstate="print">
+                    <a:blip r:embed="rId16" cstate="print">
                       <a:extLst>
                         <a:ext uri="{28A0092B-C50C-407E-A947-70E740481C1C}">
                           <a14:useLocalDpi xmlns:a14="http://schemas.microsoft.com/office/drawing/2010/main" val="0"/>
@@ -2414,7 +2571,6 @@
         <w:rPr>
           <w:rFonts w:ascii="Georgia" w:hAnsi="Georgia"/>
         </w:rPr>
-        <w:lastRenderedPageBreak/>
         <w:t xml:space="preserve">Pull-Down </w:t>
       </w:r>
       <w:r>

--- a/Laptops/4- Resistor.docx
+++ b/Laptops/4- Resistor.docx
@@ -488,7 +488,7 @@
           <w:sz w:val="24"/>
           <w:szCs w:val="24"/>
         </w:rPr>
-        <w:t>(</w:t>
+        <w:t>(2- Votage Devider) (3- Pull up)</w:t>
       </w:r>
       <w:r>
         <w:rPr>
@@ -496,23 +496,7 @@
           <w:sz w:val="24"/>
           <w:szCs w:val="24"/>
         </w:rPr>
-        <w:t xml:space="preserve">2- </w:t>
-      </w:r>
-      <w:r>
-        <w:rPr>
-          <w:rFonts w:ascii="Times New Roman" w:eastAsia="Times New Roman" w:hAnsi="Times New Roman" w:cs="Times New Roman"/>
-          <w:sz w:val="24"/>
-          <w:szCs w:val="24"/>
-        </w:rPr>
-        <w:t>Votage Devider)</w:t>
-      </w:r>
-      <w:r>
-        <w:rPr>
-          <w:rFonts w:ascii="Times New Roman" w:eastAsia="Times New Roman" w:hAnsi="Times New Roman" w:cs="Times New Roman"/>
-          <w:sz w:val="24"/>
-          <w:szCs w:val="24"/>
-        </w:rPr>
-        <w:t xml:space="preserve"> (3- Pull up)</w:t>
+        <w:t>(4- Pull Down)</w:t>
       </w:r>
     </w:p>
     <w:p>
@@ -2606,6 +2590,14 @@
         </w:rPr>
         <w:t>Testing</w:t>
       </w:r>
+      <w:r>
+        <w:rPr>
+          <w:rFonts w:ascii="Georgia" w:hAnsi="Georgia"/>
+          <w:b/>
+          <w:bCs/>
+        </w:rPr>
+        <w:t xml:space="preserve"> Cold </w:t>
+      </w:r>
     </w:p>
     <w:p>
       <w:pPr>
@@ -2665,6 +2657,86 @@
           <w:rFonts w:ascii="Georgia" w:hAnsi="Georgia"/>
         </w:rPr>
         <w:t>Resistor both side value should be same, if there is difference in value then resistor in bad condition</w:t>
+      </w:r>
+      <w:r>
+        <w:rPr>
+          <w:rFonts w:ascii="Georgia" w:hAnsi="Georgia"/>
+        </w:rPr>
+        <w:t>.</w:t>
+      </w:r>
+    </w:p>
+    <w:p>
+      <w:pPr>
+        <w:tabs>
+          <w:tab w:val="left" w:pos="0"/>
+        </w:tabs>
+        <w:rPr>
+          <w:rFonts w:ascii="Georgia" w:hAnsi="Georgia"/>
+        </w:rPr>
+      </w:pPr>
+    </w:p>
+    <w:p>
+      <w:pPr>
+        <w:tabs>
+          <w:tab w:val="left" w:pos="0"/>
+        </w:tabs>
+        <w:rPr>
+          <w:rFonts w:ascii="Georgia" w:hAnsi="Georgia"/>
+        </w:rPr>
+      </w:pPr>
+      <w:r>
+        <w:rPr>
+          <w:rFonts w:ascii="Georgia" w:hAnsi="Georgia"/>
+        </w:rPr>
+        <w:t>Hot Testing</w:t>
+      </w:r>
+    </w:p>
+    <w:p>
+      <w:pPr>
+        <w:tabs>
+          <w:tab w:val="left" w:pos="0"/>
+        </w:tabs>
+        <w:rPr>
+          <w:rFonts w:ascii="Georgia" w:hAnsi="Georgia"/>
+        </w:rPr>
+      </w:pPr>
+      <w:r>
+        <w:rPr>
+          <w:rFonts w:ascii="Georgia" w:hAnsi="Georgia"/>
+        </w:rPr>
+        <w:t>Agar resistor vo load nhi hai vo current kam karega voltage nahi – dono side same voltage</w:t>
+      </w:r>
+    </w:p>
+    <w:p>
+      <w:pPr>
+        <w:tabs>
+          <w:tab w:val="left" w:pos="0"/>
+        </w:tabs>
+        <w:rPr>
+          <w:rFonts w:ascii="Georgia" w:hAnsi="Georgia"/>
+        </w:rPr>
+      </w:pPr>
+      <w:r>
+        <w:rPr>
+          <w:rFonts w:ascii="Georgia" w:hAnsi="Georgia"/>
+        </w:rPr>
+        <w:t>Agar resitor par load hai to vo voltage and current dono kam karega</w:t>
+      </w:r>
+    </w:p>
+    <w:p>
+      <w:pPr>
+        <w:tabs>
+          <w:tab w:val="left" w:pos="0"/>
+        </w:tabs>
+        <w:rPr>
+          <w:rFonts w:ascii="Georgia" w:hAnsi="Georgia"/>
+        </w:rPr>
+      </w:pPr>
+      <w:r>
+        <w:rPr>
+          <w:rFonts w:ascii="Georgia" w:hAnsi="Georgia"/>
+        </w:rPr>
+        <w:t>Agar resistor ko ground krenge to vo voltage and ground dono ko 0 kr denga (not valid in voltage devider case)</w:t>
       </w:r>
     </w:p>
     <w:sectPr>
